--- a/docs/tech-transfer/ui-invention-disclosure-form.docx
+++ b/docs/tech-transfer/ui-invention-disclosure-form.docx
@@ -1,6 +1,6 @@
 
 <file path=word/document.xml><?xml version="1.0" encoding="utf-8"?>
-<w:document xmlns:wpc="http://schemas.microsoft.com/office/word/2010/wordprocessingCanvas" xmlns:cx="http://schemas.microsoft.com/office/drawing/2014/chartex" xmlns:cx1="http://schemas.microsoft.com/office/drawing/2015/9/8/chartex" xmlns:cx2="http://schemas.microsoft.com/office/drawing/2015/10/21/chartex" xmlns:cx3="http://schemas.microsoft.com/office/drawing/2016/5/9/chartex" xmlns:cx4="http://schemas.microsoft.com/office/drawing/2016/5/10/chartex" xmlns:cx5="http://schemas.microsoft.com/office/drawing/2016/5/11/chartex" xmlns:cx6="http://schemas.microsoft.com/office/drawing/2016/5/12/chartex" xmlns:cx7="http://schemas.microsoft.com/office/drawing/2016/5/13/chartex" xmlns:cx8="http://schemas.microsoft.com/office/drawing/2016/5/14/chartex" xmlns:mc="http://schemas.openxmlformats.org/markup-compatibility/2006" xmlns:aink="http://schemas.microsoft.com/office/drawing/2016/ink" xmlns:am3d="http://schemas.microsoft.com/office/drawing/2017/model3d" xmlns:o="urn:schemas-microsoft-com:office:office" xmlns:r="http://schemas.openxmlformats.org/officeDocument/2006/relationships" xmlns:m="http://schemas.openxmlformats.org/officeDocument/2006/math" xmlns:v="urn:schemas-microsoft-com:vml" xmlns:wp14="http://schemas.microsoft.com/office/word/2010/wordprocessingDrawing" xmlns:wp="http://schemas.openxmlformats.org/drawingml/2006/wordprocessingDrawing" xmlns:w10="urn:schemas-microsoft-com:office:word" xmlns:w="http://schemas.openxmlformats.org/wordprocessingml/2006/main" xmlns:w14="http://schemas.microsoft.com/office/word/2010/wordml" xmlns:w15="http://schemas.microsoft.com/office/word/2012/wordml" xmlns:w16cid="http://schemas.microsoft.com/office/word/2016/wordml/cid" xmlns:w16se="http://schemas.microsoft.com/office/word/2015/wordml/symex" xmlns:wpg="http://schemas.microsoft.com/office/word/2010/wordprocessingGroup" xmlns:wpi="http://schemas.microsoft.com/office/word/2010/wordprocessingInk" xmlns:wne="http://schemas.microsoft.com/office/word/2006/wordml" xmlns:wps="http://schemas.microsoft.com/office/word/2010/wordprocessingShape" mc:Ignorable="w14 w15 w16se w16cid wp14">
+<w:document xmlns:wpc="http://schemas.microsoft.com/office/word/2010/wordprocessingCanvas" xmlns:cx="http://schemas.microsoft.com/office/drawing/2014/chartex" xmlns:cx1="http://schemas.microsoft.com/office/drawing/2015/9/8/chartex" xmlns:cx2="http://schemas.microsoft.com/office/drawing/2015/10/21/chartex" xmlns:cx3="http://schemas.microsoft.com/office/drawing/2016/5/9/chartex" xmlns:cx4="http://schemas.microsoft.com/office/drawing/2016/5/10/chartex" xmlns:cx5="http://schemas.microsoft.com/office/drawing/2016/5/11/chartex" xmlns:cx6="http://schemas.microsoft.com/office/drawing/2016/5/12/chartex" xmlns:cx7="http://schemas.microsoft.com/office/drawing/2016/5/13/chartex" xmlns:cx8="http://schemas.microsoft.com/office/drawing/2016/5/14/chartex" xmlns:mc="http://schemas.openxmlformats.org/markup-compatibility/2006" xmlns:aink="http://schemas.microsoft.com/office/drawing/2016/ink" xmlns:am3d="http://schemas.microsoft.com/office/drawing/2017/model3d" xmlns:o="urn:schemas-microsoft-com:office:office" xmlns:oel="http://schemas.microsoft.com/office/2019/extlst" xmlns:r="http://schemas.openxmlformats.org/officeDocument/2006/relationships" xmlns:m="http://schemas.openxmlformats.org/officeDocument/2006/math" xmlns:v="urn:schemas-microsoft-com:vml" xmlns:wp14="http://schemas.microsoft.com/office/word/2010/wordprocessingDrawing" xmlns:wp="http://schemas.openxmlformats.org/drawingml/2006/wordprocessingDrawing" xmlns:w10="urn:schemas-microsoft-com:office:word" xmlns:w="http://schemas.openxmlformats.org/wordprocessingml/2006/main" xmlns:w14="http://schemas.microsoft.com/office/word/2010/wordml" xmlns:w15="http://schemas.microsoft.com/office/word/2012/wordml" xmlns:w16cex="http://schemas.microsoft.com/office/word/2018/wordml/cex" xmlns:w16cid="http://schemas.microsoft.com/office/word/2016/wordml/cid" xmlns:w16="http://schemas.microsoft.com/office/word/2018/wordml" xmlns:w16du="http://schemas.microsoft.com/office/word/2023/wordml/word16du" xmlns:w16sdtdh="http://schemas.microsoft.com/office/word/2020/wordml/sdtdatahash" xmlns:w16sdtfl="http://schemas.microsoft.com/office/word/2024/wordml/sdtformatlock" xmlns:w16se="http://schemas.microsoft.com/office/word/2015/wordml/symex" xmlns:wpg="http://schemas.microsoft.com/office/word/2010/wordprocessingGroup" xmlns:wpi="http://schemas.microsoft.com/office/word/2010/wordprocessingInk" xmlns:wne="http://schemas.microsoft.com/office/word/2006/wordml" xmlns:wps="http://schemas.microsoft.com/office/word/2010/wordprocessingShape" mc:Ignorable="w14 w15 w16se w16cid w16 w16cex w16sdtdh w16sdtfl w16du wp14">
   <w:body>
     <w:p>
       <w:pPr>
@@ -415,23 +415,8 @@
       <w:pPr>
         <w:pStyle w:val="Heading4"/>
       </w:pPr>
-      <w:smartTag w:uri="urn:schemas-microsoft-com:office:smarttags" w:element="place">
-        <w:smartTag w:uri="urn:schemas:contacts" w:element="Sn">
-          <w:r>
-            <w:t>Section</w:t>
-          </w:r>
-        </w:smartTag>
-        <w:r>
-          <w:t xml:space="preserve"> </w:t>
-        </w:r>
-        <w:smartTag w:uri="urn:schemas:contacts" w:element="Sn">
-          <w:r>
-            <w:t>I.</w:t>
-          </w:r>
-        </w:smartTag>
-      </w:smartTag>
-      <w:r>
-        <w:t xml:space="preserve"> Title of Invention and Primary Contact</w:t>
+      <w:r>
+        <w:t>Section I. Title of Invention and Primary Contact</w:t>
       </w:r>
     </w:p>
     <w:p/>
@@ -540,6 +525,13 @@
               <w:fldChar w:fldCharType="end"/>
             </w:r>
             <w:bookmarkEnd w:id="0"/>
+            <w:proofErr w:type="spellStart"/>
+            <w:proofErr w:type="gramStart"/>
+            <w:r>
+              <w:t>wepp.cloud</w:t>
+            </w:r>
+            <w:proofErr w:type="spellEnd"/>
+            <w:proofErr w:type="gramEnd"/>
           </w:p>
         </w:tc>
       </w:tr>
@@ -643,6 +635,9 @@
               <w:fldChar w:fldCharType="end"/>
             </w:r>
             <w:bookmarkEnd w:id="1"/>
+            <w:r>
+              <w:t>Roger Lew</w:t>
+            </w:r>
           </w:p>
         </w:tc>
       </w:tr>
@@ -798,7 +793,7 @@
             <w:calcOnExit w:val="0"/>
             <w:checkBox>
               <w:sizeAuto/>
-              <w:default w:val="0"/>
+              <w:default w:val="1"/>
             </w:checkBox>
           </w:ffData>
         </w:fldChar>
@@ -832,10 +827,26 @@
         <w:t xml:space="preserve">an outside </w:t>
       </w:r>
       <w:r>
-        <w:t xml:space="preserve">entity (such as state or federal agency or a for profit company) </w:t>
-      </w:r>
-      <w:r>
-        <w:t>, or was conceived of or developed in the course of the inventor’s duti</w:t>
+        <w:t>entity (such as state or federal agency or a for profit company</w:t>
+      </w:r>
+      <w:proofErr w:type="gramStart"/>
+      <w:r>
+        <w:t xml:space="preserve">) </w:t>
+      </w:r>
+      <w:r>
+        <w:t>,</w:t>
+      </w:r>
+      <w:proofErr w:type="gramEnd"/>
+      <w:r>
+        <w:t xml:space="preserve"> or was conceived of or developed </w:t>
+      </w:r>
+      <w:proofErr w:type="gramStart"/>
+      <w:r>
+        <w:t>in the course of</w:t>
+      </w:r>
+      <w:proofErr w:type="gramEnd"/>
+      <w:r>
+        <w:t xml:space="preserve"> the inventor’s duti</w:t>
       </w:r>
       <w:r>
         <w:t>es at the University of Idaho.</w:t>
@@ -1300,6 +1311,9 @@
             <w:r>
               <w:fldChar w:fldCharType="end"/>
             </w:r>
+            <w:r>
+              <w:t>Roger Lew</w:t>
+            </w:r>
           </w:p>
         </w:tc>
         <w:tc>
@@ -1453,6 +1467,9 @@
             <w:r>
               <w:fldChar w:fldCharType="end"/>
             </w:r>
+            <w:r>
+              <w:t>Associate Research Professor</w:t>
+            </w:r>
           </w:p>
         </w:tc>
         <w:tc>
@@ -1602,6 +1619,9 @@
             </w:r>
             <w:r>
               <w:fldChar w:fldCharType="end"/>
+            </w:r>
+            <w:r>
+              <w:t>Department of Environments</w:t>
             </w:r>
           </w:p>
         </w:tc>
@@ -2388,6 +2408,9 @@
             <w:r>
               <w:fldChar w:fldCharType="end"/>
             </w:r>
+            <w:r>
+              <w:t>Mariana Dobre</w:t>
+            </w:r>
           </w:p>
         </w:tc>
         <w:tc>
@@ -2538,6 +2561,9 @@
             <w:r>
               <w:fldChar w:fldCharType="end"/>
             </w:r>
+            <w:r>
+              <w:t>Assistant Professor</w:t>
+            </w:r>
           </w:p>
         </w:tc>
         <w:tc>
@@ -2687,6 +2713,9 @@
             </w:r>
             <w:r>
               <w:fldChar w:fldCharType="end"/>
+            </w:r>
+            <w:r>
+              <w:t>Soil and Water Systems</w:t>
             </w:r>
           </w:p>
         </w:tc>
@@ -4556,6 +4585,9 @@
             <w:r>
               <w:fldChar w:fldCharType="end"/>
             </w:r>
+            <w:r>
+              <w:t>Erin Brooks</w:t>
+            </w:r>
           </w:p>
         </w:tc>
         <w:tc>
@@ -5592,6 +5624,9 @@
             <w:r>
               <w:fldChar w:fldCharType="end"/>
             </w:r>
+            <w:r>
+              <w:t>Anurag Srivastava</w:t>
+            </w:r>
           </w:p>
         </w:tc>
         <w:tc>
@@ -6627,6 +6662,9 @@
             </w:r>
             <w:r>
               <w:fldChar w:fldCharType="end"/>
+            </w:r>
+            <w:r>
+              <w:t>Pete Robichaud</w:t>
             </w:r>
           </w:p>
         </w:tc>
@@ -7753,7 +7791,7 @@
                 </w:ffData>
               </w:fldChar>
             </w:r>
-            <w:bookmarkStart w:id="11" w:name="Text65"/>
+            <w:bookmarkStart w:id="10" w:name="Text65"/>
             <w:r>
               <w:instrText xml:space="preserve"> FORMTEXT </w:instrText>
             </w:r>
@@ -7793,12 +7831,314 @@
             <w:r>
               <w:fldChar w:fldCharType="end"/>
             </w:r>
-            <w:bookmarkEnd w:id="11"/>
-          </w:p>
-          <w:p>
-            <w:pPr>
-              <w:pStyle w:val="Table"/>
-            </w:pPr>
+            <w:bookmarkEnd w:id="10"/>
+          </w:p>
+          <w:p>
+            <w:pPr>
+              <w:pStyle w:val="Table"/>
+            </w:pPr>
+            <w:proofErr w:type="spellStart"/>
+            <w:r>
+              <w:t>WEPP.cloud</w:t>
+            </w:r>
+            <w:proofErr w:type="spellEnd"/>
+            <w:r>
+              <w:t xml:space="preserve"> is a software platform for automated watershed-scale erosion, hydrology, and post-fire risk modeling using the Water Erosion Prediction Project (WEPP) model and related geospatial workflows. The disclosed software is not a single script or website; it is an integrated modeling, orchestration, execution, and analysis system composed of several coordinated repositories and runtime services.</w:t>
+            </w:r>
+            <w:r>
+              <w:t xml:space="preserve"> </w:t>
+            </w:r>
+            <w:proofErr w:type="spellStart"/>
+            <w:r>
+              <w:t>WEPP.cloud</w:t>
+            </w:r>
+            <w:proofErr w:type="spellEnd"/>
+            <w:r>
+              <w:t xml:space="preserve"> is hosted by the University of Idaho Research and Computing Data Services (RCDS).</w:t>
+            </w:r>
+          </w:p>
+          <w:p>
+            <w:pPr>
+              <w:pStyle w:val="Table"/>
+            </w:pPr>
+          </w:p>
+          <w:p>
+            <w:pPr>
+              <w:pStyle w:val="Table"/>
+            </w:pPr>
+            <w:r>
+              <w:t xml:space="preserve">The platform automates the full workflow required to prepare, execute, inspect, and analyze WEPP model runs. It ingests terrain, watershed, climate, soil, land-cover, burn-severity, road, and management inputs; performs geospatial preprocessing and watershed delineation; generates WEPP-compatible hillslope and watershed input files; executes WEPP model binaries; converts model outputs into </w:t>
+            </w:r>
+            <w:proofErr w:type="spellStart"/>
+            <w:r>
+              <w:t>queryable</w:t>
+            </w:r>
+            <w:proofErr w:type="spellEnd"/>
+            <w:r>
+              <w:t xml:space="preserve"> artifacts; and presents results through web interfaces, APIs, downloadable reports, and machine-readable exports.</w:t>
+            </w:r>
+          </w:p>
+          <w:p>
+            <w:pPr>
+              <w:pStyle w:val="Table"/>
+            </w:pPr>
+          </w:p>
+          <w:p>
+            <w:pPr>
+              <w:pStyle w:val="Table"/>
+            </w:pPr>
+            <w:r>
+              <w:t>The core software components are:</w:t>
+            </w:r>
+          </w:p>
+          <w:p>
+            <w:pPr>
+              <w:pStyle w:val="Table"/>
+              <w:numPr>
+                <w:ilvl w:val="0"/>
+                <w:numId w:val="24"/>
+              </w:numPr>
+            </w:pPr>
+            <w:proofErr w:type="spellStart"/>
+            <w:r>
+              <w:t>wepppy</w:t>
+            </w:r>
+            <w:proofErr w:type="spellEnd"/>
+            <w:r>
+              <w:t xml:space="preserve"> / </w:t>
+            </w:r>
+            <w:proofErr w:type="spellStart"/>
+            <w:r>
+              <w:t>WEPPcloud</w:t>
+            </w:r>
+            <w:proofErr w:type="spellEnd"/>
+            <w:r>
+              <w:t xml:space="preserve">: Python/Flask application, modeling controllers, web UI, run orchestration, RQ job submission, </w:t>
+            </w:r>
+            <w:proofErr w:type="spellStart"/>
+            <w:r>
+              <w:t>NoDb</w:t>
+            </w:r>
+            <w:proofErr w:type="spellEnd"/>
+            <w:r>
+              <w:t xml:space="preserve"> run-state management, reports, APIs, and operational tooling.</w:t>
+            </w:r>
+          </w:p>
+          <w:p>
+            <w:pPr>
+              <w:pStyle w:val="Table"/>
+              <w:numPr>
+                <w:ilvl w:val="0"/>
+                <w:numId w:val="24"/>
+              </w:numPr>
+            </w:pPr>
+            <w:proofErr w:type="spellStart"/>
+            <w:r>
+              <w:t>wepp</w:t>
+            </w:r>
+            <w:proofErr w:type="spellEnd"/>
+            <w:r>
+              <w:t xml:space="preserve">-forest: WEPP for Forests model source/binary workflow and release provenance used by </w:t>
+            </w:r>
+            <w:proofErr w:type="spellStart"/>
+            <w:r>
+              <w:t>WEPP.cloud</w:t>
+            </w:r>
+            <w:proofErr w:type="spellEnd"/>
+            <w:r>
+              <w:t xml:space="preserve"> for forested watershed and hillslope simulations.</w:t>
+            </w:r>
+          </w:p>
+          <w:p>
+            <w:pPr>
+              <w:pStyle w:val="Table"/>
+              <w:numPr>
+                <w:ilvl w:val="0"/>
+                <w:numId w:val="24"/>
+              </w:numPr>
+            </w:pPr>
+            <w:r>
+              <w:t xml:space="preserve">wepppyo3: Rust/PyO3 native kernel layer used by </w:t>
+            </w:r>
+            <w:proofErr w:type="spellStart"/>
+            <w:r>
+              <w:t>WEPPpy</w:t>
+            </w:r>
+            <w:proofErr w:type="spellEnd"/>
+            <w:r>
+              <w:t xml:space="preserve"> for performance-sensitive raster, climate, WEPP/SWAT interchange, roads, burn-severity, and visualization workloads.</w:t>
+            </w:r>
+          </w:p>
+          <w:p>
+            <w:pPr>
+              <w:pStyle w:val="Table"/>
+              <w:numPr>
+                <w:ilvl w:val="0"/>
+                <w:numId w:val="24"/>
+              </w:numPr>
+            </w:pPr>
+            <w:r>
+              <w:t xml:space="preserve">peridot: Rust watershed abstraction engine that converts delineation outputs into explicit channel, hillslope, </w:t>
+            </w:r>
+            <w:proofErr w:type="spellStart"/>
+            <w:r>
+              <w:t>flowpath</w:t>
+            </w:r>
+            <w:proofErr w:type="spellEnd"/>
+            <w:r>
+              <w:t>, and topology data structures and WEPP-ready slope/profile outputs.</w:t>
+            </w:r>
+          </w:p>
+          <w:p>
+            <w:pPr>
+              <w:pStyle w:val="Table"/>
+              <w:numPr>
+                <w:ilvl w:val="0"/>
+                <w:numId w:val="24"/>
+              </w:numPr>
+            </w:pPr>
+            <w:proofErr w:type="spellStart"/>
+            <w:r>
+              <w:t>weppcloud-wbt</w:t>
+            </w:r>
+            <w:proofErr w:type="spellEnd"/>
+            <w:r>
+              <w:t xml:space="preserve">: </w:t>
+            </w:r>
+            <w:proofErr w:type="spellStart"/>
+            <w:r>
+              <w:t>WEPPcloud</w:t>
+            </w:r>
+            <w:proofErr w:type="spellEnd"/>
+            <w:r>
+              <w:t xml:space="preserve">-specific fork of </w:t>
+            </w:r>
+            <w:proofErr w:type="spellStart"/>
+            <w:r>
+              <w:t>WhiteboxTools</w:t>
+            </w:r>
+            <w:proofErr w:type="spellEnd"/>
+            <w:r>
+              <w:t xml:space="preserve"> with terrain, hydrology, road, outlet, stream-pruning, hillslope, and watershed-processing tools needed by the platform.</w:t>
+            </w:r>
+          </w:p>
+          <w:p>
+            <w:pPr>
+              <w:pStyle w:val="Table"/>
+              <w:ind w:left="720"/>
+            </w:pPr>
+          </w:p>
+          <w:p>
+            <w:pPr>
+              <w:pStyle w:val="Table"/>
+            </w:pPr>
+            <w:r>
+              <w:t xml:space="preserve">A central technical feature of </w:t>
+            </w:r>
+            <w:proofErr w:type="spellStart"/>
+            <w:r>
+              <w:t>WEPP.cloud</w:t>
+            </w:r>
+            <w:proofErr w:type="spellEnd"/>
+            <w:r>
+              <w:t xml:space="preserve"> is its file-backed “</w:t>
+            </w:r>
+            <w:proofErr w:type="spellStart"/>
+            <w:r>
+              <w:t>NoDb</w:t>
+            </w:r>
+            <w:proofErr w:type="spellEnd"/>
+            <w:r>
+              <w:t>” state architecture. Instead of storing run state primarily in a relational database, each modeling run is represented by structured files in a run directory, with Redis used for caching, locking, queue coordination, status telemetry, and real-time updates. This enables long-running scientific workflows to be inspected, replayed, recovered, synchronized, and operated across worker processes without requiring a monolithic database schema for every model state transition.</w:t>
+            </w:r>
+          </w:p>
+          <w:p>
+            <w:pPr>
+              <w:pStyle w:val="Table"/>
+            </w:pPr>
+          </w:p>
+          <w:p>
+            <w:pPr>
+              <w:pStyle w:val="Table"/>
+            </w:pPr>
+            <w:r>
+              <w:t>The software also includes an operational job architecture for distributed execution. Long-running preprocessing and model-execution tasks are submitted to RQ worker pools through service APIs, with job status, logs, dependency relationships, and run artifacts exposed back to users and operators. The production deployment includes Docker-based service composition, worker pools, web services, status/preflight services, Redis, Postgres for user/account metadata, and local run-storage volumes.</w:t>
+            </w:r>
+          </w:p>
+          <w:p>
+            <w:pPr>
+              <w:pStyle w:val="Table"/>
+            </w:pPr>
+          </w:p>
+          <w:p>
+            <w:pPr>
+              <w:pStyle w:val="Table"/>
+            </w:pPr>
+            <w:r>
+              <w:t xml:space="preserve">Another significant feature is the use of owned native Rust components for computationally intensive geospatial and model-output processing. These components reduce bottlenecks in raster scanning, climate processing, watershed abstraction, WEPP output parsing, SWAT/WEPP interchange generation, roads </w:t>
+            </w:r>
+            <w:proofErr w:type="spellStart"/>
+            <w:r>
+              <w:t>flowpath</w:t>
+            </w:r>
+            <w:proofErr w:type="spellEnd"/>
+            <w:r>
+              <w:t xml:space="preserve"> tracing, and visualization artifact generation while preserving Python as the orchestration and application layer.</w:t>
+            </w:r>
+          </w:p>
+          <w:p>
+            <w:pPr>
+              <w:pStyle w:val="Table"/>
+            </w:pPr>
+          </w:p>
+          <w:p>
+            <w:pPr>
+              <w:pStyle w:val="Table"/>
+            </w:pPr>
+            <w:r>
+              <w:t xml:space="preserve">The disclosed software addresses a practical gap in existing WEPP workflows: running WEPP at watershed scale typically requires manual GIS processing, fragile file preparation, model-specific input generation, long-running local execution, and post-processing of text-based outputs. </w:t>
+            </w:r>
+            <w:proofErr w:type="spellStart"/>
+            <w:r>
+              <w:t>WEPP.cloud</w:t>
+            </w:r>
+            <w:proofErr w:type="spellEnd"/>
+            <w:r>
+              <w:t xml:space="preserve"> integrates those steps into a reproducible web/API platform that supports incident teams, land managers, </w:t>
+            </w:r>
+            <w:r>
+              <w:lastRenderedPageBreak/>
+              <w:t>agency users, and researchers performing post-fire erosion assessment, watershed planning, road impact analysis, water-quality assessment, and scenario comparison.</w:t>
+            </w:r>
+          </w:p>
+          <w:p>
+            <w:pPr>
+              <w:pStyle w:val="Table"/>
+            </w:pPr>
+          </w:p>
+          <w:p>
+            <w:pPr>
+              <w:pStyle w:val="Table"/>
+            </w:pPr>
+            <w:r>
+              <w:t xml:space="preserve">The invention/discovery should be treated primarily as software and research/operational infrastructure. Potentially protectable aspects may include the integrated orchestration architecture, </w:t>
+            </w:r>
+            <w:proofErr w:type="spellStart"/>
+            <w:r>
+              <w:t>NoDb</w:t>
+            </w:r>
+            <w:proofErr w:type="spellEnd"/>
+            <w:r>
+              <w:t xml:space="preserve"> run-state pattern for long-running model workflows, explicit watershed abstraction and topology generation, WEPP-specific </w:t>
+            </w:r>
+            <w:proofErr w:type="spellStart"/>
+            <w:r>
+              <w:t>WhiteboxTools</w:t>
+            </w:r>
+            <w:proofErr w:type="spellEnd"/>
+            <w:r>
+              <w:t xml:space="preserve"> extensions, Rust-native model interchange kernels, run artifact/query contracts, and the end-to-end deployed workflow that converts heterogeneous geospatial inputs into reproducible WEPP simulations and analytics.</w:t>
+            </w:r>
           </w:p>
           <w:p>
             <w:pPr>
@@ -7839,6 +8179,7 @@
         <w:spacing w:before="240" w:after="120"/>
       </w:pPr>
       <w:r>
+        <w:lastRenderedPageBreak/>
         <w:t>Provide the date the invention was first conceived</w:t>
       </w:r>
     </w:p>
@@ -7897,7 +8238,7 @@
                 </w:ffData>
               </w:fldChar>
             </w:r>
-            <w:bookmarkStart w:id="12" w:name="Text131"/>
+            <w:bookmarkStart w:id="11" w:name="Text131"/>
             <w:r>
               <w:instrText xml:space="preserve"> FORMTEXT </w:instrText>
             </w:r>
@@ -7937,7 +8278,7 @@
             <w:r>
               <w:fldChar w:fldCharType="end"/>
             </w:r>
-            <w:bookmarkEnd w:id="12"/>
+            <w:bookmarkEnd w:id="11"/>
           </w:p>
         </w:tc>
         <w:tc>
@@ -7971,7 +8312,7 @@
                 </w:ffData>
               </w:fldChar>
             </w:r>
-            <w:bookmarkStart w:id="13" w:name="Text63"/>
+            <w:bookmarkStart w:id="12" w:name="Text63"/>
             <w:r>
               <w:instrText xml:space="preserve"> FORMTEXT </w:instrText>
             </w:r>
@@ -8011,7 +8352,7 @@
             <w:r>
               <w:fldChar w:fldCharType="end"/>
             </w:r>
-            <w:bookmarkEnd w:id="13"/>
+            <w:bookmarkEnd w:id="12"/>
           </w:p>
         </w:tc>
       </w:tr>
@@ -8208,12 +8549,12 @@
       <w:r>
         <w:fldChar w:fldCharType="begin">
           <w:ffData>
-            <w:name w:val="Check1"/>
+            <w:name w:val=""/>
             <w:enabled/>
             <w:calcOnExit w:val="0"/>
             <w:checkBox>
               <w:sizeAuto/>
-              <w:default w:val="0"/>
+              <w:default w:val="1"/>
             </w:checkBox>
           </w:ffData>
         </w:fldChar>
@@ -8357,12 +8698,35 @@
         <w:tc>
           <w:tcPr>
             <w:tcW w:w="9828" w:type="dxa"/>
-            <w:shd w:val="clear" w:color="auto" w:fill="auto"/>
-          </w:tcPr>
-          <w:p>
-            <w:pPr>
-              <w:pStyle w:val="Table"/>
-            </w:pPr>
+          </w:tcPr>
+          <w:p>
+            <w:pPr>
+              <w:pStyle w:val="Table"/>
+            </w:pPr>
+            <w:r>
+              <w:t>FSWEPP</w:t>
+            </w:r>
+            <w:r>
+              <w:br/>
+            </w:r>
+            <w:r>
+              <w:t>https://forest.moscowfsl.wsu.edu/fswepp/</w:t>
+            </w:r>
+            <w:r>
+              <w:br/>
+            </w:r>
+            <w:r>
+              <w:br/>
+            </w:r>
+            <w:r>
+              <w:t>WEPP WATERSHED WEB-BASED GIS INTERFACE</w:t>
+            </w:r>
+            <w:r>
+              <w:br/>
+            </w:r>
+            <w:r>
+              <w:t>https://www.nal.usda.gov/research-tools/food-safety-research-projects/wepp-watershed-web-based-gis-interface</w:t>
+            </w:r>
           </w:p>
         </w:tc>
       </w:tr>
@@ -8399,12 +8763,12 @@
             <w:calcOnExit w:val="0"/>
             <w:checkBox>
               <w:sizeAuto/>
-              <w:default w:val="0"/>
+              <w:default w:val="1"/>
             </w:checkBox>
           </w:ffData>
         </w:fldChar>
       </w:r>
-      <w:bookmarkStart w:id="14" w:name="Check1"/>
+      <w:bookmarkStart w:id="13" w:name="Check1"/>
       <w:r>
         <w:instrText xml:space="preserve"> FORMCHECKBOX </w:instrText>
       </w:r>
@@ -8414,7 +8778,7 @@
       <w:r>
         <w:fldChar w:fldCharType="end"/>
       </w:r>
-      <w:bookmarkEnd w:id="14"/>
+      <w:bookmarkEnd w:id="13"/>
       <w:r>
         <w:t xml:space="preserve"> Yes </w:t>
       </w:r>
@@ -8497,7 +8861,7 @@
                 </w:ffData>
               </w:fldChar>
             </w:r>
-            <w:bookmarkStart w:id="15" w:name="Text64"/>
+            <w:bookmarkStart w:id="14" w:name="Text64"/>
             <w:r>
               <w:instrText xml:space="preserve"> FORMTEXT </w:instrText>
             </w:r>
@@ -8537,7 +8901,7 @@
             <w:r>
               <w:fldChar w:fldCharType="end"/>
             </w:r>
-            <w:bookmarkEnd w:id="15"/>
+            <w:bookmarkEnd w:id="14"/>
           </w:p>
           <w:p>
             <w:pPr>
@@ -8610,7 +8974,7 @@
                 </w:ffData>
               </w:fldChar>
             </w:r>
-            <w:bookmarkStart w:id="16" w:name="Text66"/>
+            <w:bookmarkStart w:id="15" w:name="Text66"/>
             <w:r>
               <w:instrText xml:space="preserve"> FORMTEXT </w:instrText>
             </w:r>
@@ -8650,12 +9014,412 @@
             <w:r>
               <w:fldChar w:fldCharType="end"/>
             </w:r>
-            <w:bookmarkEnd w:id="16"/>
-          </w:p>
-          <w:p>
-            <w:pPr>
-              <w:pStyle w:val="Table"/>
-            </w:pPr>
+            <w:bookmarkEnd w:id="15"/>
+          </w:p>
+          <w:p>
+            <w:pPr>
+              <w:pStyle w:val="Table"/>
+            </w:pPr>
+            <w:proofErr w:type="spellStart"/>
+            <w:r>
+              <w:t>WEPP.cloud</w:t>
+            </w:r>
+            <w:proofErr w:type="spellEnd"/>
+            <w:r>
+              <w:t xml:space="preserve"> improves on the present state of WEPP and watershed-modeling practice by turning a historically manual, desktop-oriented, file-heavy modeling workflow into an integrated, reproducible, web/API-accessible software platform.</w:t>
+            </w:r>
+          </w:p>
+          <w:p>
+            <w:pPr>
+              <w:pStyle w:val="Table"/>
+            </w:pPr>
+          </w:p>
+          <w:p>
+            <w:pPr>
+              <w:pStyle w:val="Table"/>
+            </w:pPr>
+            <w:r>
+              <w:t xml:space="preserve">Current state-of-the-art WEPP workflows often require users to combine separate GIS tools, terrain preprocessing utilities, climate and soil data sources, WEPP input generators, command-line model execution, and custom post-processing scripts. This creates substantial friction: workflows are difficult to reproduce, hard to audit, slow to operate at watershed scale, and dependent on expert users who understand both GIS preprocessing and WEPP file conventions. </w:t>
+            </w:r>
+            <w:proofErr w:type="spellStart"/>
+            <w:r>
+              <w:t>WEPP.cloud</w:t>
+            </w:r>
+            <w:proofErr w:type="spellEnd"/>
+            <w:r>
+              <w:t xml:space="preserve"> addresses these limitations </w:t>
+            </w:r>
+            <w:r>
+              <w:lastRenderedPageBreak/>
+              <w:t>by automating the full pipeline from geospatial input preparation through model execution, output conversion, visualization, reporting, and data export.</w:t>
+            </w:r>
+          </w:p>
+          <w:p>
+            <w:pPr>
+              <w:pStyle w:val="Table"/>
+            </w:pPr>
+          </w:p>
+          <w:p>
+            <w:pPr>
+              <w:pStyle w:val="Table"/>
+            </w:pPr>
+            <w:r>
+              <w:t>Key advantages and benefits include:</w:t>
+            </w:r>
+          </w:p>
+          <w:p>
+            <w:pPr>
+              <w:pStyle w:val="Table"/>
+            </w:pPr>
+          </w:p>
+          <w:p>
+            <w:pPr>
+              <w:pStyle w:val="Table"/>
+              <w:numPr>
+                <w:ilvl w:val="1"/>
+                <w:numId w:val="12"/>
+              </w:numPr>
+              <w:ind w:left="408"/>
+            </w:pPr>
+            <w:r>
+              <w:t xml:space="preserve">End-to-end workflow automation. </w:t>
+            </w:r>
+            <w:proofErr w:type="spellStart"/>
+            <w:r>
+              <w:t>WEPP.cloud</w:t>
+            </w:r>
+            <w:proofErr w:type="spellEnd"/>
+            <w:r>
+              <w:t xml:space="preserve"> automates DEM processing, watershed delineation, hillslope/channel abstraction, climate/soil/land-cover preparation, WEPP input generation, model execution, and output analysis. This reduces manual GIS work and lowers the expertise required to run scientifically useful WEPP scenarios.</w:t>
+            </w:r>
+          </w:p>
+          <w:p>
+            <w:pPr>
+              <w:pStyle w:val="Table"/>
+              <w:ind w:left="408"/>
+            </w:pPr>
+          </w:p>
+          <w:p>
+            <w:pPr>
+              <w:pStyle w:val="Table"/>
+              <w:numPr>
+                <w:ilvl w:val="1"/>
+                <w:numId w:val="12"/>
+              </w:numPr>
+              <w:ind w:left="408"/>
+            </w:pPr>
+            <w:r>
+              <w:t>Reproducibility and auditability. Each run is represented by structured run-directory artifacts, configuration files, model inputs, model outputs, logs, and derived data products. This makes runs easier to inspect, replay, compare, archive, and debug than ad hoc desktop workflows.</w:t>
+            </w:r>
+          </w:p>
+          <w:p>
+            <w:pPr>
+              <w:pStyle w:val="Table"/>
+              <w:ind w:left="408"/>
+            </w:pPr>
+          </w:p>
+          <w:p>
+            <w:pPr>
+              <w:pStyle w:val="Table"/>
+              <w:numPr>
+                <w:ilvl w:val="1"/>
+                <w:numId w:val="12"/>
+              </w:numPr>
+              <w:ind w:left="408"/>
+            </w:pPr>
+            <w:r>
+              <w:t xml:space="preserve">Scalable web and API operation. </w:t>
+            </w:r>
+            <w:proofErr w:type="spellStart"/>
+            <w:r>
+              <w:t>WEPP.cloud</w:t>
+            </w:r>
+            <w:proofErr w:type="spellEnd"/>
+            <w:r>
+              <w:t xml:space="preserve"> supports browser users, API clients, background workers, queue-based execution, and production deployment. Users do not need to install and maintain the full modeling stack locally, which is especially important for incident response, agency use, and collaborative research.</w:t>
+            </w:r>
+          </w:p>
+          <w:p>
+            <w:pPr>
+              <w:pStyle w:val="Table"/>
+              <w:ind w:left="408"/>
+            </w:pPr>
+          </w:p>
+          <w:p>
+            <w:pPr>
+              <w:pStyle w:val="Table"/>
+              <w:numPr>
+                <w:ilvl w:val="1"/>
+                <w:numId w:val="12"/>
+              </w:numPr>
+              <w:ind w:left="408"/>
+            </w:pPr>
+            <w:r>
+              <w:t>Better handling of long-running scientific jobs. The platform uses RQ workers, Redis-backed status telemetry, job dependency tracking, and run-scoped state management to coordinate long-running model workflows. This is more robust than single-user desktop execution or one-off scripts for multi-user, operational environments.</w:t>
+            </w:r>
+          </w:p>
+          <w:p>
+            <w:pPr>
+              <w:pStyle w:val="Table"/>
+              <w:ind w:left="408"/>
+            </w:pPr>
+          </w:p>
+          <w:p>
+            <w:pPr>
+              <w:pStyle w:val="Table"/>
+              <w:numPr>
+                <w:ilvl w:val="1"/>
+                <w:numId w:val="12"/>
+              </w:numPr>
+              <w:ind w:left="408"/>
+            </w:pPr>
+            <w:r>
+              <w:t xml:space="preserve">File-backed </w:t>
+            </w:r>
+            <w:proofErr w:type="spellStart"/>
+            <w:r>
+              <w:t>NoDb</w:t>
+            </w:r>
+            <w:proofErr w:type="spellEnd"/>
+            <w:r>
+              <w:t xml:space="preserve"> architecture. </w:t>
+            </w:r>
+            <w:proofErr w:type="spellStart"/>
+            <w:r>
+              <w:t>WEPP.cloud’s</w:t>
+            </w:r>
+            <w:proofErr w:type="spellEnd"/>
+            <w:r>
+              <w:t xml:space="preserve"> </w:t>
+            </w:r>
+            <w:proofErr w:type="spellStart"/>
+            <w:r>
+              <w:t>NoDb</w:t>
+            </w:r>
+            <w:proofErr w:type="spellEnd"/>
+            <w:r>
+              <w:t xml:space="preserve"> pattern keeps scientific run state close to the model artifacts instead of burying it in a central database schema. This improves portability, recovery, debugging, and long-term reproducibility while still allowing caching, locking, and coordination through Redis.</w:t>
+            </w:r>
+          </w:p>
+          <w:p>
+            <w:pPr>
+              <w:pStyle w:val="Table"/>
+              <w:ind w:left="408"/>
+            </w:pPr>
+          </w:p>
+          <w:p>
+            <w:pPr>
+              <w:pStyle w:val="Table"/>
+              <w:numPr>
+                <w:ilvl w:val="1"/>
+                <w:numId w:val="12"/>
+              </w:numPr>
+              <w:ind w:left="408"/>
+            </w:pPr>
+            <w:r>
+              <w:t>Higher-performance geospatial processing. Performance-sensitive raster, climate, watershed abstraction, and output-interchange tasks are implemented in owned Rust components such as `wepppyo3`, `peridot`, and `</w:t>
+            </w:r>
+            <w:proofErr w:type="spellStart"/>
+            <w:r>
+              <w:t>weppcloud-wbt</w:t>
+            </w:r>
+            <w:proofErr w:type="spellEnd"/>
+            <w:r>
+              <w:t>`. This reduces bottlenecks that would otherwise make large watershed runs slow, fragile, or impractical in pure Python or manual GIS workflows.</w:t>
+            </w:r>
+          </w:p>
+          <w:p>
+            <w:pPr>
+              <w:pStyle w:val="Table"/>
+              <w:ind w:left="408"/>
+            </w:pPr>
+          </w:p>
+          <w:p>
+            <w:pPr>
+              <w:pStyle w:val="Table"/>
+              <w:numPr>
+                <w:ilvl w:val="1"/>
+                <w:numId w:val="12"/>
+              </w:numPr>
+              <w:ind w:left="408"/>
+            </w:pPr>
+            <w:r>
+              <w:t xml:space="preserve">Explicit watershed topology. Peridot changes watershed abstraction from implicit raster/file conventions into explicit graph-like representations of channels, hillslopes, </w:t>
+            </w:r>
+            <w:proofErr w:type="spellStart"/>
+            <w:r>
+              <w:t>flowpaths</w:t>
+            </w:r>
+            <w:proofErr w:type="spellEnd"/>
+            <w:r>
+              <w:t>, and relationships. This makes the intermediate watershed structure more inspectable, testable, and adaptable than legacy workflows.</w:t>
+            </w:r>
+          </w:p>
+          <w:p>
+            <w:pPr>
+              <w:pStyle w:val="Table"/>
+              <w:ind w:left="408"/>
+            </w:pPr>
+          </w:p>
+          <w:p>
+            <w:pPr>
+              <w:pStyle w:val="Table"/>
+              <w:numPr>
+                <w:ilvl w:val="1"/>
+                <w:numId w:val="12"/>
+              </w:numPr>
+              <w:ind w:left="408"/>
+            </w:pPr>
+            <w:r>
+              <w:t xml:space="preserve">Operational post-fire and land-management support. </w:t>
+            </w:r>
+            <w:proofErr w:type="spellStart"/>
+            <w:r>
+              <w:t>WEPP.cloud</w:t>
+            </w:r>
+            <w:proofErr w:type="spellEnd"/>
+            <w:r>
+              <w:t xml:space="preserve"> directly supports use cases such as wildfire burn-severity analysis, erosion prediction, road impact assessment, watershed planning, water-quality assessment, and scenario comparison. These workflows are important for BAER teams, land managers, agencies, and researchers who need timely results after disturbances.</w:t>
+            </w:r>
+          </w:p>
+          <w:p>
+            <w:pPr>
+              <w:pStyle w:val="Table"/>
+              <w:ind w:left="408"/>
+            </w:pPr>
+          </w:p>
+          <w:p>
+            <w:pPr>
+              <w:pStyle w:val="Table"/>
+              <w:numPr>
+                <w:ilvl w:val="1"/>
+                <w:numId w:val="12"/>
+              </w:numPr>
+              <w:ind w:left="408"/>
+            </w:pPr>
+            <w:proofErr w:type="spellStart"/>
+            <w:r>
+              <w:t>Queryable</w:t>
+            </w:r>
+            <w:proofErr w:type="spellEnd"/>
+            <w:r>
+              <w:t xml:space="preserve"> and shareable outputs. WEPP model outputs are converted into machine-readable artifacts such as Parquet, </w:t>
+            </w:r>
+            <w:proofErr w:type="spellStart"/>
+            <w:r>
+              <w:t>GeoJSON</w:t>
+            </w:r>
+            <w:proofErr w:type="spellEnd"/>
+            <w:r>
+              <w:t>, tabular exports, reports, and web visualizations. This makes downstream analysis easier than parsing WEPP text outputs manually.</w:t>
+            </w:r>
+          </w:p>
+          <w:p>
+            <w:pPr>
+              <w:pStyle w:val="Table"/>
+              <w:ind w:left="408"/>
+            </w:pPr>
+          </w:p>
+          <w:p>
+            <w:pPr>
+              <w:pStyle w:val="Table"/>
+              <w:numPr>
+                <w:ilvl w:val="1"/>
+                <w:numId w:val="12"/>
+              </w:numPr>
+              <w:ind w:left="408"/>
+            </w:pPr>
+            <w:r>
+              <w:t xml:space="preserve">Maintainable production deployment. The platform includes </w:t>
+            </w:r>
+            <w:r>
+              <w:t>container</w:t>
+            </w:r>
+            <w:r>
+              <w:t>-based deployment, service health checks, worker pools, operational runbooks, test gates, and provenance checks for model binaries. This supports sustained operation as a real service rather than a research prototype.</w:t>
+            </w:r>
+          </w:p>
+          <w:p>
+            <w:pPr>
+              <w:pStyle w:val="Table"/>
+            </w:pPr>
+          </w:p>
+          <w:p>
+            <w:pPr>
+              <w:pStyle w:val="Table"/>
+            </w:pPr>
+            <w:r>
+              <w:t>Problems solved:</w:t>
+            </w:r>
+          </w:p>
+          <w:p>
+            <w:pPr>
+              <w:pStyle w:val="Table"/>
+            </w:pPr>
+          </w:p>
+          <w:p>
+            <w:pPr>
+              <w:pStyle w:val="Table"/>
+            </w:pPr>
+            <w:r>
+              <w:t>- Reduces manual GIS/model-preparation burden.</w:t>
+            </w:r>
+          </w:p>
+          <w:p>
+            <w:pPr>
+              <w:pStyle w:val="Table"/>
+            </w:pPr>
+            <w:r>
+              <w:t>- Reduces installation and environment-management barriers for users.</w:t>
+            </w:r>
+          </w:p>
+          <w:p>
+            <w:pPr>
+              <w:pStyle w:val="Table"/>
+            </w:pPr>
+            <w:r>
+              <w:t>- Improves repeatability and traceability of WEPP simulations.</w:t>
+            </w:r>
+          </w:p>
+          <w:p>
+            <w:pPr>
+              <w:pStyle w:val="Table"/>
+            </w:pPr>
+            <w:r>
+              <w:t>- Enables multi-user, production-scale watershed modeling.</w:t>
+            </w:r>
+          </w:p>
+          <w:p>
+            <w:pPr>
+              <w:pStyle w:val="Table"/>
+            </w:pPr>
+            <w:r>
+              <w:t>- Makes long-running model jobs observable and recoverable.</w:t>
+            </w:r>
+          </w:p>
+          <w:p>
+            <w:pPr>
+              <w:pStyle w:val="Table"/>
+            </w:pPr>
+            <w:r>
+              <w:t>- Makes model outputs easier to analyze, query, export, and compare.</w:t>
+            </w:r>
+          </w:p>
+          <w:p>
+            <w:pPr>
+              <w:pStyle w:val="Table"/>
+            </w:pPr>
+            <w:r>
+              <w:t>- Supports faster incident-response modeling after wildfire or other disturbance.</w:t>
+            </w:r>
+          </w:p>
+          <w:p>
+            <w:pPr>
+              <w:pStyle w:val="Table"/>
+            </w:pPr>
+            <w:r>
+              <w:t>- Provides a maintainable software substrate for extending WEPP workflows with new modules, data products, and model integrations.</w:t>
+            </w:r>
           </w:p>
           <w:p>
             <w:pPr>
@@ -8686,6 +9450,7 @@
         <w:spacing w:before="240" w:after="120"/>
       </w:pPr>
       <w:r>
+        <w:lastRenderedPageBreak/>
         <w:t>List up to ten (10) key words that help describe or that relate to the work.</w:t>
       </w:r>
     </w:p>
@@ -8713,59 +9478,318 @@
           </w:tcPr>
           <w:p>
             <w:pPr>
-              <w:pStyle w:val="Table"/>
-            </w:pPr>
-            <w:r>
-              <w:fldChar w:fldCharType="begin">
-                <w:ffData>
-                  <w:name w:val="Text67"/>
-                  <w:enabled/>
-                  <w:calcOnExit w:val="0"/>
-                  <w:textInput/>
-                </w:ffData>
-              </w:fldChar>
-            </w:r>
-            <w:bookmarkStart w:id="17" w:name="Text67"/>
-            <w:r>
-              <w:instrText xml:space="preserve"> FORMTEXT </w:instrText>
-            </w:r>
-            <w:r>
-              <w:fldChar w:fldCharType="separate"/>
-            </w:r>
-            <w:r>
-              <w:rPr>
-                <w:noProof/>
-              </w:rPr>
-              <w:t> </w:t>
-            </w:r>
-            <w:r>
-              <w:rPr>
-                <w:noProof/>
-              </w:rPr>
-              <w:t> </w:t>
-            </w:r>
-            <w:r>
-              <w:rPr>
-                <w:noProof/>
-              </w:rPr>
-              <w:t> </w:t>
-            </w:r>
-            <w:r>
-              <w:rPr>
-                <w:noProof/>
-              </w:rPr>
-              <w:t> </w:t>
-            </w:r>
-            <w:r>
-              <w:rPr>
-                <w:noProof/>
-              </w:rPr>
-              <w:t> </w:t>
-            </w:r>
-            <w:r>
-              <w:fldChar w:fldCharType="end"/>
-            </w:r>
-            <w:bookmarkEnd w:id="17"/>
+              <w:pStyle w:val="text-size-chat"/>
+              <w:numPr>
+                <w:ilvl w:val="0"/>
+                <w:numId w:val="25"/>
+              </w:numPr>
+              <w:pBdr>
+                <w:top w:val="single" w:sz="2" w:space="0" w:color="auto"/>
+                <w:left w:val="single" w:sz="2" w:space="0" w:color="auto"/>
+                <w:bottom w:val="single" w:sz="2" w:space="0" w:color="auto"/>
+                <w:right w:val="single" w:sz="2" w:space="0" w:color="auto"/>
+              </w:pBdr>
+              <w:spacing w:before="0" w:beforeAutospacing="0" w:after="90" w:afterAutospacing="0"/>
+              <w:rPr>
+                <w:rFonts w:ascii="Arial" w:hAnsi="Arial" w:cs="Arial"/>
+                <w:color w:val="202020"/>
+                <w:sz w:val="20"/>
+                <w:szCs w:val="20"/>
+              </w:rPr>
+            </w:pPr>
+            <w:r>
+              <w:rPr>
+                <w:rFonts w:ascii="Arial" w:hAnsi="Arial" w:cs="Arial"/>
+                <w:color w:val="202020"/>
+                <w:sz w:val="20"/>
+                <w:szCs w:val="20"/>
+              </w:rPr>
+              <w:t>WEPP</w:t>
+            </w:r>
+          </w:p>
+          <w:p>
+            <w:pPr>
+              <w:pStyle w:val="text-size-chat"/>
+              <w:numPr>
+                <w:ilvl w:val="0"/>
+                <w:numId w:val="25"/>
+              </w:numPr>
+              <w:pBdr>
+                <w:top w:val="single" w:sz="2" w:space="0" w:color="auto"/>
+                <w:left w:val="single" w:sz="2" w:space="0" w:color="auto"/>
+                <w:bottom w:val="single" w:sz="2" w:space="0" w:color="auto"/>
+                <w:right w:val="single" w:sz="2" w:space="0" w:color="auto"/>
+              </w:pBdr>
+              <w:spacing w:before="0" w:beforeAutospacing="0" w:after="90" w:afterAutospacing="0"/>
+              <w:rPr>
+                <w:rFonts w:ascii="Arial" w:hAnsi="Arial" w:cs="Arial"/>
+                <w:color w:val="202020"/>
+                <w:sz w:val="20"/>
+                <w:szCs w:val="20"/>
+              </w:rPr>
+            </w:pPr>
+            <w:r>
+              <w:rPr>
+                <w:rFonts w:ascii="Arial" w:hAnsi="Arial" w:cs="Arial"/>
+                <w:color w:val="202020"/>
+                <w:sz w:val="20"/>
+                <w:szCs w:val="20"/>
+              </w:rPr>
+              <w:t>Watershed modeling</w:t>
+            </w:r>
+          </w:p>
+          <w:p>
+            <w:pPr>
+              <w:pStyle w:val="text-size-chat"/>
+              <w:numPr>
+                <w:ilvl w:val="0"/>
+                <w:numId w:val="25"/>
+              </w:numPr>
+              <w:pBdr>
+                <w:top w:val="single" w:sz="2" w:space="0" w:color="auto"/>
+                <w:left w:val="single" w:sz="2" w:space="0" w:color="auto"/>
+                <w:bottom w:val="single" w:sz="2" w:space="0" w:color="auto"/>
+                <w:right w:val="single" w:sz="2" w:space="0" w:color="auto"/>
+              </w:pBdr>
+              <w:spacing w:before="0" w:beforeAutospacing="0" w:after="90" w:afterAutospacing="0"/>
+              <w:rPr>
+                <w:rFonts w:ascii="Arial" w:hAnsi="Arial" w:cs="Arial"/>
+                <w:color w:val="202020"/>
+                <w:sz w:val="20"/>
+                <w:szCs w:val="20"/>
+              </w:rPr>
+            </w:pPr>
+            <w:r>
+              <w:rPr>
+                <w:rFonts w:ascii="Arial" w:hAnsi="Arial" w:cs="Arial"/>
+                <w:color w:val="202020"/>
+                <w:sz w:val="20"/>
+                <w:szCs w:val="20"/>
+              </w:rPr>
+              <w:t>Erosion prediction</w:t>
+            </w:r>
+          </w:p>
+          <w:p>
+            <w:pPr>
+              <w:pStyle w:val="text-size-chat"/>
+              <w:numPr>
+                <w:ilvl w:val="0"/>
+                <w:numId w:val="25"/>
+              </w:numPr>
+              <w:pBdr>
+                <w:top w:val="single" w:sz="2" w:space="0" w:color="auto"/>
+                <w:left w:val="single" w:sz="2" w:space="0" w:color="auto"/>
+                <w:bottom w:val="single" w:sz="2" w:space="0" w:color="auto"/>
+                <w:right w:val="single" w:sz="2" w:space="0" w:color="auto"/>
+              </w:pBdr>
+              <w:spacing w:before="0" w:beforeAutospacing="0" w:after="90" w:afterAutospacing="0"/>
+              <w:rPr>
+                <w:rFonts w:ascii="Arial" w:hAnsi="Arial" w:cs="Arial"/>
+                <w:color w:val="202020"/>
+                <w:sz w:val="20"/>
+                <w:szCs w:val="20"/>
+              </w:rPr>
+            </w:pPr>
+            <w:r>
+              <w:rPr>
+                <w:rFonts w:ascii="Arial" w:hAnsi="Arial" w:cs="Arial"/>
+                <w:color w:val="202020"/>
+                <w:sz w:val="20"/>
+                <w:szCs w:val="20"/>
+              </w:rPr>
+              <w:t>Post-fire assessment</w:t>
+            </w:r>
+          </w:p>
+          <w:p>
+            <w:pPr>
+              <w:pStyle w:val="text-size-chat"/>
+              <w:numPr>
+                <w:ilvl w:val="0"/>
+                <w:numId w:val="25"/>
+              </w:numPr>
+              <w:pBdr>
+                <w:top w:val="single" w:sz="2" w:space="0" w:color="auto"/>
+                <w:left w:val="single" w:sz="2" w:space="0" w:color="auto"/>
+                <w:bottom w:val="single" w:sz="2" w:space="0" w:color="auto"/>
+                <w:right w:val="single" w:sz="2" w:space="0" w:color="auto"/>
+              </w:pBdr>
+              <w:spacing w:before="0" w:beforeAutospacing="0" w:after="90" w:afterAutospacing="0"/>
+              <w:rPr>
+                <w:rFonts w:ascii="Arial" w:hAnsi="Arial" w:cs="Arial"/>
+                <w:color w:val="202020"/>
+                <w:sz w:val="20"/>
+                <w:szCs w:val="20"/>
+              </w:rPr>
+            </w:pPr>
+            <w:r>
+              <w:rPr>
+                <w:rFonts w:ascii="Arial" w:hAnsi="Arial" w:cs="Arial"/>
+                <w:color w:val="202020"/>
+                <w:sz w:val="20"/>
+                <w:szCs w:val="20"/>
+              </w:rPr>
+              <w:t>Geospatial preprocessing</w:t>
+            </w:r>
+          </w:p>
+          <w:p>
+            <w:pPr>
+              <w:pStyle w:val="text-size-chat"/>
+              <w:numPr>
+                <w:ilvl w:val="0"/>
+                <w:numId w:val="25"/>
+              </w:numPr>
+              <w:pBdr>
+                <w:top w:val="single" w:sz="2" w:space="0" w:color="auto"/>
+                <w:left w:val="single" w:sz="2" w:space="0" w:color="auto"/>
+                <w:bottom w:val="single" w:sz="2" w:space="0" w:color="auto"/>
+                <w:right w:val="single" w:sz="2" w:space="0" w:color="auto"/>
+              </w:pBdr>
+              <w:spacing w:before="0" w:beforeAutospacing="0" w:after="90" w:afterAutospacing="0"/>
+              <w:rPr>
+                <w:rFonts w:ascii="Arial" w:hAnsi="Arial" w:cs="Arial"/>
+                <w:color w:val="202020"/>
+                <w:sz w:val="20"/>
+                <w:szCs w:val="20"/>
+              </w:rPr>
+            </w:pPr>
+            <w:r>
+              <w:rPr>
+                <w:rFonts w:ascii="Arial" w:hAnsi="Arial" w:cs="Arial"/>
+                <w:color w:val="202020"/>
+                <w:sz w:val="20"/>
+                <w:szCs w:val="20"/>
+              </w:rPr>
+              <w:t>Hydrology</w:t>
+            </w:r>
+          </w:p>
+          <w:p>
+            <w:pPr>
+              <w:pStyle w:val="text-size-chat"/>
+              <w:numPr>
+                <w:ilvl w:val="0"/>
+                <w:numId w:val="25"/>
+              </w:numPr>
+              <w:pBdr>
+                <w:top w:val="single" w:sz="2" w:space="0" w:color="auto"/>
+                <w:left w:val="single" w:sz="2" w:space="0" w:color="auto"/>
+                <w:bottom w:val="single" w:sz="2" w:space="0" w:color="auto"/>
+                <w:right w:val="single" w:sz="2" w:space="0" w:color="auto"/>
+              </w:pBdr>
+              <w:spacing w:before="0" w:beforeAutospacing="0" w:after="90" w:afterAutospacing="0"/>
+              <w:rPr>
+                <w:rFonts w:ascii="Arial" w:hAnsi="Arial" w:cs="Arial"/>
+                <w:color w:val="202020"/>
+                <w:sz w:val="20"/>
+                <w:szCs w:val="20"/>
+              </w:rPr>
+            </w:pPr>
+            <w:r>
+              <w:rPr>
+                <w:rFonts w:ascii="Arial" w:hAnsi="Arial" w:cs="Arial"/>
+                <w:color w:val="202020"/>
+                <w:sz w:val="20"/>
+                <w:szCs w:val="20"/>
+              </w:rPr>
+              <w:t>Land management</w:t>
+            </w:r>
+          </w:p>
+          <w:p>
+            <w:pPr>
+              <w:pStyle w:val="text-size-chat"/>
+              <w:numPr>
+                <w:ilvl w:val="0"/>
+                <w:numId w:val="25"/>
+              </w:numPr>
+              <w:pBdr>
+                <w:top w:val="single" w:sz="2" w:space="0" w:color="auto"/>
+                <w:left w:val="single" w:sz="2" w:space="0" w:color="auto"/>
+                <w:bottom w:val="single" w:sz="2" w:space="0" w:color="auto"/>
+                <w:right w:val="single" w:sz="2" w:space="0" w:color="auto"/>
+              </w:pBdr>
+              <w:spacing w:before="0" w:beforeAutospacing="0" w:after="90" w:afterAutospacing="0"/>
+              <w:rPr>
+                <w:rFonts w:ascii="Arial" w:hAnsi="Arial" w:cs="Arial"/>
+                <w:color w:val="202020"/>
+                <w:sz w:val="20"/>
+                <w:szCs w:val="20"/>
+              </w:rPr>
+            </w:pPr>
+            <w:r>
+              <w:rPr>
+                <w:rFonts w:ascii="Arial" w:hAnsi="Arial" w:cs="Arial"/>
+                <w:color w:val="202020"/>
+                <w:sz w:val="20"/>
+                <w:szCs w:val="20"/>
+              </w:rPr>
+              <w:t>Fire-effects modeling</w:t>
+            </w:r>
+          </w:p>
+          <w:p>
+            <w:pPr>
+              <w:pStyle w:val="text-size-chat"/>
+              <w:numPr>
+                <w:ilvl w:val="0"/>
+                <w:numId w:val="25"/>
+              </w:numPr>
+              <w:pBdr>
+                <w:top w:val="single" w:sz="2" w:space="0" w:color="auto"/>
+                <w:left w:val="single" w:sz="2" w:space="0" w:color="auto"/>
+                <w:bottom w:val="single" w:sz="2" w:space="0" w:color="auto"/>
+                <w:right w:val="single" w:sz="2" w:space="0" w:color="auto"/>
+              </w:pBdr>
+              <w:spacing w:before="0" w:beforeAutospacing="0" w:after="90" w:afterAutospacing="0"/>
+              <w:rPr>
+                <w:rFonts w:ascii="Arial" w:hAnsi="Arial" w:cs="Arial"/>
+                <w:color w:val="202020"/>
+                <w:sz w:val="20"/>
+                <w:szCs w:val="20"/>
+              </w:rPr>
+            </w:pPr>
+            <w:r>
+              <w:rPr>
+                <w:rFonts w:ascii="Arial" w:hAnsi="Arial" w:cs="Arial"/>
+                <w:color w:val="202020"/>
+                <w:sz w:val="20"/>
+                <w:szCs w:val="20"/>
+              </w:rPr>
+              <w:t>Environmental decision support</w:t>
+            </w:r>
+          </w:p>
+          <w:p>
+            <w:pPr>
+              <w:pStyle w:val="text-size-chat"/>
+              <w:numPr>
+                <w:ilvl w:val="0"/>
+                <w:numId w:val="25"/>
+              </w:numPr>
+              <w:pBdr>
+                <w:top w:val="single" w:sz="2" w:space="0" w:color="auto"/>
+                <w:left w:val="single" w:sz="2" w:space="0" w:color="auto"/>
+                <w:bottom w:val="single" w:sz="2" w:space="0" w:color="auto"/>
+                <w:right w:val="single" w:sz="2" w:space="0" w:color="auto"/>
+              </w:pBdr>
+              <w:spacing w:before="0" w:beforeAutospacing="0" w:after="90" w:afterAutospacing="0"/>
+              <w:rPr>
+                <w:rFonts w:ascii="Arial" w:hAnsi="Arial" w:cs="Arial"/>
+                <w:color w:val="202020"/>
+                <w:sz w:val="20"/>
+                <w:szCs w:val="20"/>
+              </w:rPr>
+            </w:pPr>
+            <w:r>
+              <w:rPr>
+                <w:rFonts w:ascii="Arial" w:hAnsi="Arial" w:cs="Arial"/>
+                <w:color w:val="202020"/>
+                <w:sz w:val="20"/>
+                <w:szCs w:val="20"/>
+              </w:rPr>
+              <w:t>Distributed job queue</w:t>
+            </w:r>
+          </w:p>
+          <w:p>
+            <w:pPr>
+              <w:pStyle w:val="Table"/>
+            </w:pPr>
           </w:p>
         </w:tc>
       </w:tr>
@@ -8834,7 +9858,7 @@
                 </w:ffData>
               </w:fldChar>
             </w:r>
-            <w:bookmarkStart w:id="18" w:name="Text69"/>
+            <w:bookmarkStart w:id="16" w:name="Text69"/>
             <w:r>
               <w:instrText xml:space="preserve"> FORMTEXT </w:instrText>
             </w:r>
@@ -8874,17 +9898,23 @@
             <w:r>
               <w:fldChar w:fldCharType="end"/>
             </w:r>
-            <w:bookmarkEnd w:id="18"/>
-          </w:p>
-          <w:p>
-            <w:pPr>
-              <w:pStyle w:val="Table"/>
-            </w:pPr>
-          </w:p>
-          <w:p>
-            <w:pPr>
-              <w:pStyle w:val="Table"/>
-            </w:pPr>
+            <w:bookmarkEnd w:id="16"/>
+          </w:p>
+          <w:p>
+            <w:pPr>
+              <w:pStyle w:val="Table"/>
+            </w:pPr>
+          </w:p>
+          <w:p>
+            <w:pPr>
+              <w:pStyle w:val="Table"/>
+            </w:pPr>
+            <w:r>
+              <w:t>n</w:t>
+            </w:r>
+            <w:r>
+              <w:t>/a</w:t>
+            </w:r>
           </w:p>
         </w:tc>
       </w:tr>
@@ -9073,7 +10103,7 @@
                 </w:ffData>
               </w:fldChar>
             </w:r>
-            <w:bookmarkStart w:id="19" w:name="Text71"/>
+            <w:bookmarkStart w:id="17" w:name="Text71"/>
             <w:r>
               <w:instrText xml:space="preserve"> FORMTEXT </w:instrText>
             </w:r>
@@ -9113,7 +10143,7 @@
             <w:r>
               <w:fldChar w:fldCharType="end"/>
             </w:r>
-            <w:bookmarkEnd w:id="19"/>
+            <w:bookmarkEnd w:id="17"/>
           </w:p>
         </w:tc>
         <w:tc>
@@ -9158,7 +10188,7 @@
                 </w:ffData>
               </w:fldChar>
             </w:r>
-            <w:bookmarkStart w:id="20" w:name="Text72"/>
+            <w:bookmarkStart w:id="18" w:name="Text72"/>
             <w:r>
               <w:instrText xml:space="preserve"> FORMTEXT </w:instrText>
             </w:r>
@@ -9198,7 +10228,7 @@
             <w:r>
               <w:fldChar w:fldCharType="end"/>
             </w:r>
-            <w:bookmarkEnd w:id="20"/>
+            <w:bookmarkEnd w:id="18"/>
           </w:p>
         </w:tc>
       </w:tr>
@@ -9241,7 +10271,7 @@
                 </w:ffData>
               </w:fldChar>
             </w:r>
-            <w:bookmarkStart w:id="21" w:name="Text73"/>
+            <w:bookmarkStart w:id="19" w:name="Text73"/>
             <w:r>
               <w:instrText xml:space="preserve"> FORMTEXT </w:instrText>
             </w:r>
@@ -9281,7 +10311,7 @@
             <w:r>
               <w:fldChar w:fldCharType="end"/>
             </w:r>
-            <w:bookmarkEnd w:id="21"/>
+            <w:bookmarkEnd w:id="19"/>
           </w:p>
         </w:tc>
       </w:tr>
@@ -9450,7 +10480,7 @@
                 </w:ffData>
               </w:fldChar>
             </w:r>
-            <w:bookmarkStart w:id="22" w:name="Text74"/>
+            <w:bookmarkStart w:id="20" w:name="Text74"/>
             <w:r>
               <w:instrText xml:space="preserve"> FORMTEXT </w:instrText>
             </w:r>
@@ -9490,7 +10520,7 @@
             <w:r>
               <w:fldChar w:fldCharType="end"/>
             </w:r>
-            <w:bookmarkEnd w:id="22"/>
+            <w:bookmarkEnd w:id="20"/>
           </w:p>
         </w:tc>
       </w:tr>
@@ -9529,7 +10559,7 @@
                 </w:ffData>
               </w:fldChar>
             </w:r>
-            <w:bookmarkStart w:id="23" w:name="Text75"/>
+            <w:bookmarkStart w:id="21" w:name="Text75"/>
             <w:r>
               <w:instrText xml:space="preserve"> FORMTEXT </w:instrText>
             </w:r>
@@ -9569,7 +10599,7 @@
             <w:r>
               <w:fldChar w:fldCharType="end"/>
             </w:r>
-            <w:bookmarkEnd w:id="23"/>
+            <w:bookmarkEnd w:id="21"/>
           </w:p>
         </w:tc>
       </w:tr>
@@ -10086,7 +11116,7 @@
                 </w:ffData>
               </w:fldChar>
             </w:r>
-            <w:bookmarkStart w:id="24" w:name="Text76"/>
+            <w:bookmarkStart w:id="22" w:name="Text76"/>
             <w:r>
               <w:instrText xml:space="preserve"> FORMTEXT </w:instrText>
             </w:r>
@@ -10126,7 +11156,7 @@
             <w:r>
               <w:fldChar w:fldCharType="end"/>
             </w:r>
-            <w:bookmarkEnd w:id="24"/>
+            <w:bookmarkEnd w:id="22"/>
           </w:p>
         </w:tc>
       </w:tr>
@@ -10165,7 +11195,7 @@
                 </w:ffData>
               </w:fldChar>
             </w:r>
-            <w:bookmarkStart w:id="25" w:name="Text77"/>
+            <w:bookmarkStart w:id="23" w:name="Text77"/>
             <w:r>
               <w:instrText xml:space="preserve"> FORMTEXT </w:instrText>
             </w:r>
@@ -10205,7 +11235,7 @@
             <w:r>
               <w:fldChar w:fldCharType="end"/>
             </w:r>
-            <w:bookmarkEnd w:id="25"/>
+            <w:bookmarkEnd w:id="23"/>
           </w:p>
         </w:tc>
       </w:tr>
@@ -10265,7 +11295,7 @@
                 </w:ffData>
               </w:fldChar>
             </w:r>
-            <w:bookmarkStart w:id="26" w:name="Text78"/>
+            <w:bookmarkStart w:id="24" w:name="Text78"/>
             <w:r>
               <w:instrText xml:space="preserve"> FORMTEXT </w:instrText>
             </w:r>
@@ -10305,7 +11335,7 @@
             <w:r>
               <w:fldChar w:fldCharType="end"/>
             </w:r>
-            <w:bookmarkEnd w:id="26"/>
+            <w:bookmarkEnd w:id="24"/>
           </w:p>
         </w:tc>
       </w:tr>
@@ -10444,7 +11474,7 @@
                 </w:ffData>
               </w:fldChar>
             </w:r>
-            <w:bookmarkStart w:id="27" w:name="Text79"/>
+            <w:bookmarkStart w:id="25" w:name="Text79"/>
             <w:r>
               <w:instrText xml:space="preserve"> FORMTEXT </w:instrText>
             </w:r>
@@ -10484,7 +11514,7 @@
             <w:r>
               <w:fldChar w:fldCharType="end"/>
             </w:r>
-            <w:bookmarkEnd w:id="27"/>
+            <w:bookmarkEnd w:id="25"/>
           </w:p>
         </w:tc>
       </w:tr>
@@ -10522,7 +11552,7 @@
                 </w:ffData>
               </w:fldChar>
             </w:r>
-            <w:bookmarkStart w:id="28" w:name="Text80"/>
+            <w:bookmarkStart w:id="26" w:name="Text80"/>
             <w:r>
               <w:instrText xml:space="preserve"> FORMTEXT </w:instrText>
             </w:r>
@@ -10562,7 +11592,7 @@
             <w:r>
               <w:fldChar w:fldCharType="end"/>
             </w:r>
-            <w:bookmarkEnd w:id="28"/>
+            <w:bookmarkEnd w:id="26"/>
           </w:p>
         </w:tc>
       </w:tr>
@@ -10603,7 +11633,7 @@
                 </w:ffData>
               </w:fldChar>
             </w:r>
-            <w:bookmarkStart w:id="29" w:name="Text81"/>
+            <w:bookmarkStart w:id="27" w:name="Text81"/>
             <w:r>
               <w:instrText xml:space="preserve"> FORMTEXT </w:instrText>
             </w:r>
@@ -10643,7 +11673,7 @@
             <w:r>
               <w:fldChar w:fldCharType="end"/>
             </w:r>
-            <w:bookmarkEnd w:id="29"/>
+            <w:bookmarkEnd w:id="27"/>
           </w:p>
         </w:tc>
       </w:tr>
@@ -10681,7 +11711,7 @@
                 </w:ffData>
               </w:fldChar>
             </w:r>
-            <w:bookmarkStart w:id="30" w:name="Text82"/>
+            <w:bookmarkStart w:id="28" w:name="Text82"/>
             <w:r>
               <w:instrText xml:space="preserve"> FORMTEXT </w:instrText>
             </w:r>
@@ -10721,7 +11751,7 @@
             <w:r>
               <w:fldChar w:fldCharType="end"/>
             </w:r>
-            <w:bookmarkEnd w:id="30"/>
+            <w:bookmarkEnd w:id="28"/>
           </w:p>
         </w:tc>
       </w:tr>
@@ -10759,7 +11789,7 @@
                 </w:ffData>
               </w:fldChar>
             </w:r>
-            <w:bookmarkStart w:id="31" w:name="Text83"/>
+            <w:bookmarkStart w:id="29" w:name="Text83"/>
             <w:r>
               <w:instrText xml:space="preserve"> FORMTEXT </w:instrText>
             </w:r>
@@ -10799,7 +11829,7 @@
             <w:r>
               <w:fldChar w:fldCharType="end"/>
             </w:r>
-            <w:bookmarkEnd w:id="31"/>
+            <w:bookmarkEnd w:id="29"/>
           </w:p>
         </w:tc>
       </w:tr>
@@ -10835,7 +11865,7 @@
                 </w:ffData>
               </w:fldChar>
             </w:r>
-            <w:bookmarkStart w:id="32" w:name="Text132"/>
+            <w:bookmarkStart w:id="30" w:name="Text132"/>
             <w:r>
               <w:instrText xml:space="preserve"> FORMTEXT </w:instrText>
             </w:r>
@@ -10875,7 +11905,7 @@
             <w:r>
               <w:fldChar w:fldCharType="end"/>
             </w:r>
-            <w:bookmarkEnd w:id="32"/>
+            <w:bookmarkEnd w:id="30"/>
           </w:p>
         </w:tc>
       </w:tr>
@@ -10939,7 +11969,7 @@
                 </w:ffData>
               </w:fldChar>
             </w:r>
-            <w:bookmarkStart w:id="33" w:name="Text84"/>
+            <w:bookmarkStart w:id="31" w:name="Text84"/>
             <w:r>
               <w:instrText xml:space="preserve"> FORMTEXT </w:instrText>
             </w:r>
@@ -10979,7 +12009,7 @@
             <w:r>
               <w:fldChar w:fldCharType="end"/>
             </w:r>
-            <w:bookmarkEnd w:id="33"/>
+            <w:bookmarkEnd w:id="31"/>
           </w:p>
         </w:tc>
       </w:tr>
@@ -11017,7 +12047,7 @@
                 </w:ffData>
               </w:fldChar>
             </w:r>
-            <w:bookmarkStart w:id="34" w:name="Text85"/>
+            <w:bookmarkStart w:id="32" w:name="Text85"/>
             <w:r>
               <w:instrText xml:space="preserve"> FORMTEXT </w:instrText>
             </w:r>
@@ -11057,7 +12087,7 @@
             <w:r>
               <w:fldChar w:fldCharType="end"/>
             </w:r>
-            <w:bookmarkEnd w:id="34"/>
+            <w:bookmarkEnd w:id="32"/>
           </w:p>
         </w:tc>
       </w:tr>
@@ -11098,7 +12128,7 @@
                 </w:ffData>
               </w:fldChar>
             </w:r>
-            <w:bookmarkStart w:id="35" w:name="Text86"/>
+            <w:bookmarkStart w:id="33" w:name="Text86"/>
             <w:r>
               <w:instrText xml:space="preserve"> FORMTEXT </w:instrText>
             </w:r>
@@ -11138,7 +12168,7 @@
             <w:r>
               <w:fldChar w:fldCharType="end"/>
             </w:r>
-            <w:bookmarkEnd w:id="35"/>
+            <w:bookmarkEnd w:id="33"/>
           </w:p>
         </w:tc>
       </w:tr>
@@ -11176,7 +12206,7 @@
                 </w:ffData>
               </w:fldChar>
             </w:r>
-            <w:bookmarkStart w:id="36" w:name="Text87"/>
+            <w:bookmarkStart w:id="34" w:name="Text87"/>
             <w:r>
               <w:instrText xml:space="preserve"> FORMTEXT </w:instrText>
             </w:r>
@@ -11216,7 +12246,7 @@
             <w:r>
               <w:fldChar w:fldCharType="end"/>
             </w:r>
-            <w:bookmarkEnd w:id="36"/>
+            <w:bookmarkEnd w:id="34"/>
           </w:p>
         </w:tc>
       </w:tr>
@@ -11254,7 +12284,7 @@
                 </w:ffData>
               </w:fldChar>
             </w:r>
-            <w:bookmarkStart w:id="37" w:name="Text88"/>
+            <w:bookmarkStart w:id="35" w:name="Text88"/>
             <w:r>
               <w:instrText xml:space="preserve"> FORMTEXT </w:instrText>
             </w:r>
@@ -11294,7 +12324,7 @@
             <w:r>
               <w:fldChar w:fldCharType="end"/>
             </w:r>
-            <w:bookmarkEnd w:id="37"/>
+            <w:bookmarkEnd w:id="35"/>
           </w:p>
         </w:tc>
       </w:tr>
@@ -11915,7 +12945,7 @@
                 </w:ffData>
               </w:fldChar>
             </w:r>
-            <w:bookmarkStart w:id="38" w:name="Text89"/>
+            <w:bookmarkStart w:id="36" w:name="Text89"/>
             <w:r>
               <w:instrText xml:space="preserve"> FORMTEXT </w:instrText>
             </w:r>
@@ -11955,7 +12985,7 @@
             <w:r>
               <w:fldChar w:fldCharType="end"/>
             </w:r>
-            <w:bookmarkEnd w:id="38"/>
+            <w:bookmarkEnd w:id="36"/>
           </w:p>
         </w:tc>
       </w:tr>
@@ -11996,7 +13026,7 @@
                 </w:ffData>
               </w:fldChar>
             </w:r>
-            <w:bookmarkStart w:id="39" w:name="Text90"/>
+            <w:bookmarkStart w:id="37" w:name="Text90"/>
             <w:r>
               <w:instrText xml:space="preserve"> FORMTEXT </w:instrText>
             </w:r>
@@ -12036,7 +13066,7 @@
             <w:r>
               <w:fldChar w:fldCharType="end"/>
             </w:r>
-            <w:bookmarkEnd w:id="39"/>
+            <w:bookmarkEnd w:id="37"/>
           </w:p>
         </w:tc>
       </w:tr>
@@ -12077,7 +13107,7 @@
                 </w:ffData>
               </w:fldChar>
             </w:r>
-            <w:bookmarkStart w:id="40" w:name="Text91"/>
+            <w:bookmarkStart w:id="38" w:name="Text91"/>
             <w:r>
               <w:instrText xml:space="preserve"> FORMTEXT </w:instrText>
             </w:r>
@@ -12117,7 +13147,7 @@
             <w:r>
               <w:fldChar w:fldCharType="end"/>
             </w:r>
-            <w:bookmarkEnd w:id="40"/>
+            <w:bookmarkEnd w:id="38"/>
           </w:p>
         </w:tc>
       </w:tr>
@@ -12153,7 +13183,7 @@
                 </w:ffData>
               </w:fldChar>
             </w:r>
-            <w:bookmarkStart w:id="41" w:name="Text92"/>
+            <w:bookmarkStart w:id="39" w:name="Text92"/>
             <w:r>
               <w:instrText xml:space="preserve"> FORMTEXT </w:instrText>
             </w:r>
@@ -12193,7 +13223,7 @@
             <w:r>
               <w:fldChar w:fldCharType="end"/>
             </w:r>
-            <w:bookmarkEnd w:id="41"/>
+            <w:bookmarkEnd w:id="39"/>
           </w:p>
         </w:tc>
       </w:tr>
@@ -12263,7 +13293,7 @@
                 </w:ffData>
               </w:fldChar>
             </w:r>
-            <w:bookmarkStart w:id="42" w:name="Text93"/>
+            <w:bookmarkStart w:id="40" w:name="Text93"/>
             <w:r>
               <w:instrText xml:space="preserve"> FORMTEXT </w:instrText>
             </w:r>
@@ -12303,7 +13333,7 @@
             <w:r>
               <w:fldChar w:fldCharType="end"/>
             </w:r>
-            <w:bookmarkEnd w:id="42"/>
+            <w:bookmarkEnd w:id="40"/>
           </w:p>
         </w:tc>
       </w:tr>
@@ -12344,7 +13374,7 @@
                 </w:ffData>
               </w:fldChar>
             </w:r>
-            <w:bookmarkStart w:id="43" w:name="Text94"/>
+            <w:bookmarkStart w:id="41" w:name="Text94"/>
             <w:r>
               <w:instrText xml:space="preserve"> FORMTEXT </w:instrText>
             </w:r>
@@ -12384,7 +13414,7 @@
             <w:r>
               <w:fldChar w:fldCharType="end"/>
             </w:r>
-            <w:bookmarkEnd w:id="43"/>
+            <w:bookmarkEnd w:id="41"/>
           </w:p>
         </w:tc>
       </w:tr>
@@ -12425,7 +13455,7 @@
                 </w:ffData>
               </w:fldChar>
             </w:r>
-            <w:bookmarkStart w:id="44" w:name="Text95"/>
+            <w:bookmarkStart w:id="42" w:name="Text95"/>
             <w:r>
               <w:instrText xml:space="preserve"> FORMTEXT </w:instrText>
             </w:r>
@@ -12465,7 +13495,7 @@
             <w:r>
               <w:fldChar w:fldCharType="end"/>
             </w:r>
-            <w:bookmarkEnd w:id="44"/>
+            <w:bookmarkEnd w:id="42"/>
           </w:p>
         </w:tc>
       </w:tr>
@@ -12512,7 +13542,7 @@
                 </w:ffData>
               </w:fldChar>
             </w:r>
-            <w:bookmarkStart w:id="45" w:name="Text96"/>
+            <w:bookmarkStart w:id="43" w:name="Text96"/>
             <w:r>
               <w:instrText xml:space="preserve"> FORMTEXT </w:instrText>
             </w:r>
@@ -12552,7 +13582,7 @@
             <w:r>
               <w:fldChar w:fldCharType="end"/>
             </w:r>
-            <w:bookmarkEnd w:id="45"/>
+            <w:bookmarkEnd w:id="43"/>
           </w:p>
         </w:tc>
       </w:tr>
@@ -12635,7 +13665,7 @@
                 </w:ffData>
               </w:fldChar>
             </w:r>
-            <w:bookmarkStart w:id="46" w:name="Text97"/>
+            <w:bookmarkStart w:id="44" w:name="Text97"/>
             <w:r>
               <w:instrText xml:space="preserve"> FORMTEXT </w:instrText>
             </w:r>
@@ -12675,7 +13705,7 @@
             <w:r>
               <w:fldChar w:fldCharType="end"/>
             </w:r>
-            <w:bookmarkEnd w:id="46"/>
+            <w:bookmarkEnd w:id="44"/>
           </w:p>
           <w:p>
             <w:pPr>
@@ -12718,7 +13748,7 @@
 </file>
 
 <file path=word/endnotes.xml><?xml version="1.0" encoding="utf-8"?>
-<w:endnotes xmlns:wpc="http://schemas.microsoft.com/office/word/2010/wordprocessingCanvas" xmlns:cx="http://schemas.microsoft.com/office/drawing/2014/chartex" xmlns:cx1="http://schemas.microsoft.com/office/drawing/2015/9/8/chartex" xmlns:cx2="http://schemas.microsoft.com/office/drawing/2015/10/21/chartex" xmlns:cx3="http://schemas.microsoft.com/office/drawing/2016/5/9/chartex" xmlns:cx4="http://schemas.microsoft.com/office/drawing/2016/5/10/chartex" xmlns:cx5="http://schemas.microsoft.com/office/drawing/2016/5/11/chartex" xmlns:cx6="http://schemas.microsoft.com/office/drawing/2016/5/12/chartex" xmlns:cx7="http://schemas.microsoft.com/office/drawing/2016/5/13/chartex" xmlns:cx8="http://schemas.microsoft.com/office/drawing/2016/5/14/chartex" xmlns:mc="http://schemas.openxmlformats.org/markup-compatibility/2006" xmlns:aink="http://schemas.microsoft.com/office/drawing/2016/ink" xmlns:am3d="http://schemas.microsoft.com/office/drawing/2017/model3d" xmlns:o="urn:schemas-microsoft-com:office:office" xmlns:r="http://schemas.openxmlformats.org/officeDocument/2006/relationships" xmlns:m="http://schemas.openxmlformats.org/officeDocument/2006/math" xmlns:v="urn:schemas-microsoft-com:vml" xmlns:wp14="http://schemas.microsoft.com/office/word/2010/wordprocessingDrawing" xmlns:wp="http://schemas.openxmlformats.org/drawingml/2006/wordprocessingDrawing" xmlns:w10="urn:schemas-microsoft-com:office:word" xmlns:w="http://schemas.openxmlformats.org/wordprocessingml/2006/main" xmlns:w14="http://schemas.microsoft.com/office/word/2010/wordml" xmlns:w15="http://schemas.microsoft.com/office/word/2012/wordml" xmlns:w16cid="http://schemas.microsoft.com/office/word/2016/wordml/cid" xmlns:w16se="http://schemas.microsoft.com/office/word/2015/wordml/symex" xmlns:wpg="http://schemas.microsoft.com/office/word/2010/wordprocessingGroup" xmlns:wpi="http://schemas.microsoft.com/office/word/2010/wordprocessingInk" xmlns:wne="http://schemas.microsoft.com/office/word/2006/wordml" xmlns:wps="http://schemas.microsoft.com/office/word/2010/wordprocessingShape" mc:Ignorable="w14 w15 w16se w16cid wp14">
+<w:endnotes xmlns:wpc="http://schemas.microsoft.com/office/word/2010/wordprocessingCanvas" xmlns:cx="http://schemas.microsoft.com/office/drawing/2014/chartex" xmlns:cx1="http://schemas.microsoft.com/office/drawing/2015/9/8/chartex" xmlns:cx2="http://schemas.microsoft.com/office/drawing/2015/10/21/chartex" xmlns:cx3="http://schemas.microsoft.com/office/drawing/2016/5/9/chartex" xmlns:cx4="http://schemas.microsoft.com/office/drawing/2016/5/10/chartex" xmlns:cx5="http://schemas.microsoft.com/office/drawing/2016/5/11/chartex" xmlns:cx6="http://schemas.microsoft.com/office/drawing/2016/5/12/chartex" xmlns:cx7="http://schemas.microsoft.com/office/drawing/2016/5/13/chartex" xmlns:cx8="http://schemas.microsoft.com/office/drawing/2016/5/14/chartex" xmlns:mc="http://schemas.openxmlformats.org/markup-compatibility/2006" xmlns:aink="http://schemas.microsoft.com/office/drawing/2016/ink" xmlns:am3d="http://schemas.microsoft.com/office/drawing/2017/model3d" xmlns:o="urn:schemas-microsoft-com:office:office" xmlns:oel="http://schemas.microsoft.com/office/2019/extlst" xmlns:r="http://schemas.openxmlformats.org/officeDocument/2006/relationships" xmlns:m="http://schemas.openxmlformats.org/officeDocument/2006/math" xmlns:v="urn:schemas-microsoft-com:vml" xmlns:wp14="http://schemas.microsoft.com/office/word/2010/wordprocessingDrawing" xmlns:wp="http://schemas.openxmlformats.org/drawingml/2006/wordprocessingDrawing" xmlns:w10="urn:schemas-microsoft-com:office:word" xmlns:w="http://schemas.openxmlformats.org/wordprocessingml/2006/main" xmlns:w14="http://schemas.microsoft.com/office/word/2010/wordml" xmlns:w15="http://schemas.microsoft.com/office/word/2012/wordml" xmlns:w16cex="http://schemas.microsoft.com/office/word/2018/wordml/cex" xmlns:w16cid="http://schemas.microsoft.com/office/word/2016/wordml/cid" xmlns:w16="http://schemas.microsoft.com/office/word/2018/wordml" xmlns:w16du="http://schemas.microsoft.com/office/word/2023/wordml/word16du" xmlns:w16sdtdh="http://schemas.microsoft.com/office/word/2020/wordml/sdtdatahash" xmlns:w16sdtfl="http://schemas.microsoft.com/office/word/2024/wordml/sdtformatlock" xmlns:w16se="http://schemas.microsoft.com/office/word/2015/wordml/symex" xmlns:wpg="http://schemas.microsoft.com/office/word/2010/wordprocessingGroup" xmlns:wpi="http://schemas.microsoft.com/office/word/2010/wordprocessingInk" xmlns:wne="http://schemas.microsoft.com/office/word/2006/wordml" xmlns:wps="http://schemas.microsoft.com/office/word/2010/wordprocessingShape" mc:Ignorable="w14 w15 w16se w16cid w16 w16cex w16sdtdh w16sdtfl w16du wp14">
   <w:endnote w:type="separator" w:id="-1">
     <w:p>
       <w:r>
@@ -12737,7 +13767,7 @@
 </file>
 
 <file path=word/footer1.xml><?xml version="1.0" encoding="utf-8"?>
-<w:ftr xmlns:wpc="http://schemas.microsoft.com/office/word/2010/wordprocessingCanvas" xmlns:cx="http://schemas.microsoft.com/office/drawing/2014/chartex" xmlns:cx1="http://schemas.microsoft.com/office/drawing/2015/9/8/chartex" xmlns:cx2="http://schemas.microsoft.com/office/drawing/2015/10/21/chartex" xmlns:cx3="http://schemas.microsoft.com/office/drawing/2016/5/9/chartex" xmlns:cx4="http://schemas.microsoft.com/office/drawing/2016/5/10/chartex" xmlns:cx5="http://schemas.microsoft.com/office/drawing/2016/5/11/chartex" xmlns:cx6="http://schemas.microsoft.com/office/drawing/2016/5/12/chartex" xmlns:cx7="http://schemas.microsoft.com/office/drawing/2016/5/13/chartex" xmlns:cx8="http://schemas.microsoft.com/office/drawing/2016/5/14/chartex" xmlns:mc="http://schemas.openxmlformats.org/markup-compatibility/2006" xmlns:aink="http://schemas.microsoft.com/office/drawing/2016/ink" xmlns:am3d="http://schemas.microsoft.com/office/drawing/2017/model3d" xmlns:o="urn:schemas-microsoft-com:office:office" xmlns:r="http://schemas.openxmlformats.org/officeDocument/2006/relationships" xmlns:m="http://schemas.openxmlformats.org/officeDocument/2006/math" xmlns:v="urn:schemas-microsoft-com:vml" xmlns:wp14="http://schemas.microsoft.com/office/word/2010/wordprocessingDrawing" xmlns:wp="http://schemas.openxmlformats.org/drawingml/2006/wordprocessingDrawing" xmlns:w10="urn:schemas-microsoft-com:office:word" xmlns:w="http://schemas.openxmlformats.org/wordprocessingml/2006/main" xmlns:w14="http://schemas.microsoft.com/office/word/2010/wordml" xmlns:w15="http://schemas.microsoft.com/office/word/2012/wordml" xmlns:w16cid="http://schemas.microsoft.com/office/word/2016/wordml/cid" xmlns:w16se="http://schemas.microsoft.com/office/word/2015/wordml/symex" xmlns:wpg="http://schemas.microsoft.com/office/word/2010/wordprocessingGroup" xmlns:wpi="http://schemas.microsoft.com/office/word/2010/wordprocessingInk" xmlns:wne="http://schemas.microsoft.com/office/word/2006/wordml" xmlns:wps="http://schemas.microsoft.com/office/word/2010/wordprocessingShape" mc:Ignorable="w14 w15 w16se w16cid wp14">
+<w:ftr xmlns:wpc="http://schemas.microsoft.com/office/word/2010/wordprocessingCanvas" xmlns:cx="http://schemas.microsoft.com/office/drawing/2014/chartex" xmlns:cx1="http://schemas.microsoft.com/office/drawing/2015/9/8/chartex" xmlns:cx2="http://schemas.microsoft.com/office/drawing/2015/10/21/chartex" xmlns:cx3="http://schemas.microsoft.com/office/drawing/2016/5/9/chartex" xmlns:cx4="http://schemas.microsoft.com/office/drawing/2016/5/10/chartex" xmlns:cx5="http://schemas.microsoft.com/office/drawing/2016/5/11/chartex" xmlns:cx6="http://schemas.microsoft.com/office/drawing/2016/5/12/chartex" xmlns:cx7="http://schemas.microsoft.com/office/drawing/2016/5/13/chartex" xmlns:cx8="http://schemas.microsoft.com/office/drawing/2016/5/14/chartex" xmlns:mc="http://schemas.openxmlformats.org/markup-compatibility/2006" xmlns:aink="http://schemas.microsoft.com/office/drawing/2016/ink" xmlns:am3d="http://schemas.microsoft.com/office/drawing/2017/model3d" xmlns:o="urn:schemas-microsoft-com:office:office" xmlns:oel="http://schemas.microsoft.com/office/2019/extlst" xmlns:r="http://schemas.openxmlformats.org/officeDocument/2006/relationships" xmlns:m="http://schemas.openxmlformats.org/officeDocument/2006/math" xmlns:v="urn:schemas-microsoft-com:vml" xmlns:wp14="http://schemas.microsoft.com/office/word/2010/wordprocessingDrawing" xmlns:wp="http://schemas.openxmlformats.org/drawingml/2006/wordprocessingDrawing" xmlns:w10="urn:schemas-microsoft-com:office:word" xmlns:w="http://schemas.openxmlformats.org/wordprocessingml/2006/main" xmlns:w14="http://schemas.microsoft.com/office/word/2010/wordml" xmlns:w15="http://schemas.microsoft.com/office/word/2012/wordml" xmlns:w16cex="http://schemas.microsoft.com/office/word/2018/wordml/cex" xmlns:w16cid="http://schemas.microsoft.com/office/word/2016/wordml/cid" xmlns:w16="http://schemas.microsoft.com/office/word/2018/wordml" xmlns:w16du="http://schemas.microsoft.com/office/word/2023/wordml/word16du" xmlns:w16sdtdh="http://schemas.microsoft.com/office/word/2020/wordml/sdtdatahash" xmlns:w16sdtfl="http://schemas.microsoft.com/office/word/2024/wordml/sdtformatlock" xmlns:w16se="http://schemas.microsoft.com/office/word/2015/wordml/symex" xmlns:wpg="http://schemas.microsoft.com/office/word/2010/wordprocessingGroup" xmlns:wpi="http://schemas.microsoft.com/office/word/2010/wordprocessingInk" xmlns:wne="http://schemas.microsoft.com/office/word/2006/wordml" xmlns:wps="http://schemas.microsoft.com/office/word/2010/wordprocessingShape" mc:Ignorable="w14 w15 w16se w16cid w16 w16cex w16sdtdh w16sdtfl w16du wp14">
   <w:p>
     <w:pPr>
       <w:pStyle w:val="Footer"/>
@@ -12747,7 +13777,7 @@
 </file>
 
 <file path=word/footer2.xml><?xml version="1.0" encoding="utf-8"?>
-<w:ftr xmlns:wpc="http://schemas.microsoft.com/office/word/2010/wordprocessingCanvas" xmlns:cx="http://schemas.microsoft.com/office/drawing/2014/chartex" xmlns:cx1="http://schemas.microsoft.com/office/drawing/2015/9/8/chartex" xmlns:cx2="http://schemas.microsoft.com/office/drawing/2015/10/21/chartex" xmlns:cx3="http://schemas.microsoft.com/office/drawing/2016/5/9/chartex" xmlns:cx4="http://schemas.microsoft.com/office/drawing/2016/5/10/chartex" xmlns:cx5="http://schemas.microsoft.com/office/drawing/2016/5/11/chartex" xmlns:cx6="http://schemas.microsoft.com/office/drawing/2016/5/12/chartex" xmlns:cx7="http://schemas.microsoft.com/office/drawing/2016/5/13/chartex" xmlns:cx8="http://schemas.microsoft.com/office/drawing/2016/5/14/chartex" xmlns:mc="http://schemas.openxmlformats.org/markup-compatibility/2006" xmlns:aink="http://schemas.microsoft.com/office/drawing/2016/ink" xmlns:am3d="http://schemas.microsoft.com/office/drawing/2017/model3d" xmlns:o="urn:schemas-microsoft-com:office:office" xmlns:r="http://schemas.openxmlformats.org/officeDocument/2006/relationships" xmlns:m="http://schemas.openxmlformats.org/officeDocument/2006/math" xmlns:v="urn:schemas-microsoft-com:vml" xmlns:wp14="http://schemas.microsoft.com/office/word/2010/wordprocessingDrawing" xmlns:wp="http://schemas.openxmlformats.org/drawingml/2006/wordprocessingDrawing" xmlns:w10="urn:schemas-microsoft-com:office:word" xmlns:w="http://schemas.openxmlformats.org/wordprocessingml/2006/main" xmlns:w14="http://schemas.microsoft.com/office/word/2010/wordml" xmlns:w15="http://schemas.microsoft.com/office/word/2012/wordml" xmlns:w16cid="http://schemas.microsoft.com/office/word/2016/wordml/cid" xmlns:w16se="http://schemas.microsoft.com/office/word/2015/wordml/symex" xmlns:wpg="http://schemas.microsoft.com/office/word/2010/wordprocessingGroup" xmlns:wpi="http://schemas.microsoft.com/office/word/2010/wordprocessingInk" xmlns:wne="http://schemas.microsoft.com/office/word/2006/wordml" xmlns:wps="http://schemas.microsoft.com/office/word/2010/wordprocessingShape" mc:Ignorable="w14 w15 w16se w16cid wp14">
+<w:ftr xmlns:wpc="http://schemas.microsoft.com/office/word/2010/wordprocessingCanvas" xmlns:cx="http://schemas.microsoft.com/office/drawing/2014/chartex" xmlns:cx1="http://schemas.microsoft.com/office/drawing/2015/9/8/chartex" xmlns:cx2="http://schemas.microsoft.com/office/drawing/2015/10/21/chartex" xmlns:cx3="http://schemas.microsoft.com/office/drawing/2016/5/9/chartex" xmlns:cx4="http://schemas.microsoft.com/office/drawing/2016/5/10/chartex" xmlns:cx5="http://schemas.microsoft.com/office/drawing/2016/5/11/chartex" xmlns:cx6="http://schemas.microsoft.com/office/drawing/2016/5/12/chartex" xmlns:cx7="http://schemas.microsoft.com/office/drawing/2016/5/13/chartex" xmlns:cx8="http://schemas.microsoft.com/office/drawing/2016/5/14/chartex" xmlns:mc="http://schemas.openxmlformats.org/markup-compatibility/2006" xmlns:aink="http://schemas.microsoft.com/office/drawing/2016/ink" xmlns:am3d="http://schemas.microsoft.com/office/drawing/2017/model3d" xmlns:o="urn:schemas-microsoft-com:office:office" xmlns:oel="http://schemas.microsoft.com/office/2019/extlst" xmlns:r="http://schemas.openxmlformats.org/officeDocument/2006/relationships" xmlns:m="http://schemas.openxmlformats.org/officeDocument/2006/math" xmlns:v="urn:schemas-microsoft-com:vml" xmlns:wp14="http://schemas.microsoft.com/office/word/2010/wordprocessingDrawing" xmlns:wp="http://schemas.openxmlformats.org/drawingml/2006/wordprocessingDrawing" xmlns:w10="urn:schemas-microsoft-com:office:word" xmlns:w="http://schemas.openxmlformats.org/wordprocessingml/2006/main" xmlns:w14="http://schemas.microsoft.com/office/word/2010/wordml" xmlns:w15="http://schemas.microsoft.com/office/word/2012/wordml" xmlns:w16cex="http://schemas.microsoft.com/office/word/2018/wordml/cex" xmlns:w16cid="http://schemas.microsoft.com/office/word/2016/wordml/cid" xmlns:w16="http://schemas.microsoft.com/office/word/2018/wordml" xmlns:w16du="http://schemas.microsoft.com/office/word/2023/wordml/word16du" xmlns:w16sdtdh="http://schemas.microsoft.com/office/word/2020/wordml/sdtdatahash" xmlns:w16sdtfl="http://schemas.microsoft.com/office/word/2024/wordml/sdtformatlock" xmlns:w16se="http://schemas.microsoft.com/office/word/2015/wordml/symex" xmlns:wpg="http://schemas.microsoft.com/office/word/2010/wordprocessingGroup" xmlns:wpi="http://schemas.microsoft.com/office/word/2010/wordprocessingInk" xmlns:wne="http://schemas.microsoft.com/office/word/2006/wordml" xmlns:wps="http://schemas.microsoft.com/office/word/2010/wordprocessingShape" mc:Ignorable="w14 w15 w16se w16cid w16 w16cex w16sdtdh w16sdtfl w16du wp14">
   <w:p>
     <w:pPr>
       <w:tabs>
@@ -12829,7 +13859,7 @@
 </file>
 
 <file path=word/footer3.xml><?xml version="1.0" encoding="utf-8"?>
-<w:ftr xmlns:wpc="http://schemas.microsoft.com/office/word/2010/wordprocessingCanvas" xmlns:cx="http://schemas.microsoft.com/office/drawing/2014/chartex" xmlns:cx1="http://schemas.microsoft.com/office/drawing/2015/9/8/chartex" xmlns:cx2="http://schemas.microsoft.com/office/drawing/2015/10/21/chartex" xmlns:cx3="http://schemas.microsoft.com/office/drawing/2016/5/9/chartex" xmlns:cx4="http://schemas.microsoft.com/office/drawing/2016/5/10/chartex" xmlns:cx5="http://schemas.microsoft.com/office/drawing/2016/5/11/chartex" xmlns:cx6="http://schemas.microsoft.com/office/drawing/2016/5/12/chartex" xmlns:cx7="http://schemas.microsoft.com/office/drawing/2016/5/13/chartex" xmlns:cx8="http://schemas.microsoft.com/office/drawing/2016/5/14/chartex" xmlns:mc="http://schemas.openxmlformats.org/markup-compatibility/2006" xmlns:aink="http://schemas.microsoft.com/office/drawing/2016/ink" xmlns:am3d="http://schemas.microsoft.com/office/drawing/2017/model3d" xmlns:o="urn:schemas-microsoft-com:office:office" xmlns:r="http://schemas.openxmlformats.org/officeDocument/2006/relationships" xmlns:m="http://schemas.openxmlformats.org/officeDocument/2006/math" xmlns:v="urn:schemas-microsoft-com:vml" xmlns:wp14="http://schemas.microsoft.com/office/word/2010/wordprocessingDrawing" xmlns:wp="http://schemas.openxmlformats.org/drawingml/2006/wordprocessingDrawing" xmlns:w10="urn:schemas-microsoft-com:office:word" xmlns:w="http://schemas.openxmlformats.org/wordprocessingml/2006/main" xmlns:w14="http://schemas.microsoft.com/office/word/2010/wordml" xmlns:w15="http://schemas.microsoft.com/office/word/2012/wordml" xmlns:w16cid="http://schemas.microsoft.com/office/word/2016/wordml/cid" xmlns:w16se="http://schemas.microsoft.com/office/word/2015/wordml/symex" xmlns:wpg="http://schemas.microsoft.com/office/word/2010/wordprocessingGroup" xmlns:wpi="http://schemas.microsoft.com/office/word/2010/wordprocessingInk" xmlns:wne="http://schemas.microsoft.com/office/word/2006/wordml" xmlns:wps="http://schemas.microsoft.com/office/word/2010/wordprocessingShape" mc:Ignorable="w14 w15 w16se w16cid wp14">
+<w:ftr xmlns:wpc="http://schemas.microsoft.com/office/word/2010/wordprocessingCanvas" xmlns:cx="http://schemas.microsoft.com/office/drawing/2014/chartex" xmlns:cx1="http://schemas.microsoft.com/office/drawing/2015/9/8/chartex" xmlns:cx2="http://schemas.microsoft.com/office/drawing/2015/10/21/chartex" xmlns:cx3="http://schemas.microsoft.com/office/drawing/2016/5/9/chartex" xmlns:cx4="http://schemas.microsoft.com/office/drawing/2016/5/10/chartex" xmlns:cx5="http://schemas.microsoft.com/office/drawing/2016/5/11/chartex" xmlns:cx6="http://schemas.microsoft.com/office/drawing/2016/5/12/chartex" xmlns:cx7="http://schemas.microsoft.com/office/drawing/2016/5/13/chartex" xmlns:cx8="http://schemas.microsoft.com/office/drawing/2016/5/14/chartex" xmlns:mc="http://schemas.openxmlformats.org/markup-compatibility/2006" xmlns:aink="http://schemas.microsoft.com/office/drawing/2016/ink" xmlns:am3d="http://schemas.microsoft.com/office/drawing/2017/model3d" xmlns:o="urn:schemas-microsoft-com:office:office" xmlns:oel="http://schemas.microsoft.com/office/2019/extlst" xmlns:r="http://schemas.openxmlformats.org/officeDocument/2006/relationships" xmlns:m="http://schemas.openxmlformats.org/officeDocument/2006/math" xmlns:v="urn:schemas-microsoft-com:vml" xmlns:wp14="http://schemas.microsoft.com/office/word/2010/wordprocessingDrawing" xmlns:wp="http://schemas.openxmlformats.org/drawingml/2006/wordprocessingDrawing" xmlns:w10="urn:schemas-microsoft-com:office:word" xmlns:w="http://schemas.openxmlformats.org/wordprocessingml/2006/main" xmlns:w14="http://schemas.microsoft.com/office/word/2010/wordml" xmlns:w15="http://schemas.microsoft.com/office/word/2012/wordml" xmlns:w16cex="http://schemas.microsoft.com/office/word/2018/wordml/cex" xmlns:w16cid="http://schemas.microsoft.com/office/word/2016/wordml/cid" xmlns:w16="http://schemas.microsoft.com/office/word/2018/wordml" xmlns:w16du="http://schemas.microsoft.com/office/word/2023/wordml/word16du" xmlns:w16sdtdh="http://schemas.microsoft.com/office/word/2020/wordml/sdtdatahash" xmlns:w16sdtfl="http://schemas.microsoft.com/office/word/2024/wordml/sdtformatlock" xmlns:w16se="http://schemas.microsoft.com/office/word/2015/wordml/symex" xmlns:wpg="http://schemas.microsoft.com/office/word/2010/wordprocessingGroup" xmlns:wpi="http://schemas.microsoft.com/office/word/2010/wordprocessingInk" xmlns:wne="http://schemas.microsoft.com/office/word/2006/wordml" xmlns:wps="http://schemas.microsoft.com/office/word/2010/wordprocessingShape" mc:Ignorable="w14 w15 w16se w16cid w16 w16cex w16sdtdh w16sdtfl w16du wp14">
   <w:tbl>
     <w:tblPr>
       <w:tblW w:w="0" w:type="auto"/>
@@ -12887,7 +13917,7 @@
 </file>
 
 <file path=word/footer4.xml><?xml version="1.0" encoding="utf-8"?>
-<w:ftr xmlns:wpc="http://schemas.microsoft.com/office/word/2010/wordprocessingCanvas" xmlns:cx="http://schemas.microsoft.com/office/drawing/2014/chartex" xmlns:cx1="http://schemas.microsoft.com/office/drawing/2015/9/8/chartex" xmlns:cx2="http://schemas.microsoft.com/office/drawing/2015/10/21/chartex" xmlns:cx3="http://schemas.microsoft.com/office/drawing/2016/5/9/chartex" xmlns:cx4="http://schemas.microsoft.com/office/drawing/2016/5/10/chartex" xmlns:cx5="http://schemas.microsoft.com/office/drawing/2016/5/11/chartex" xmlns:cx6="http://schemas.microsoft.com/office/drawing/2016/5/12/chartex" xmlns:cx7="http://schemas.microsoft.com/office/drawing/2016/5/13/chartex" xmlns:cx8="http://schemas.microsoft.com/office/drawing/2016/5/14/chartex" xmlns:mc="http://schemas.openxmlformats.org/markup-compatibility/2006" xmlns:aink="http://schemas.microsoft.com/office/drawing/2016/ink" xmlns:am3d="http://schemas.microsoft.com/office/drawing/2017/model3d" xmlns:o="urn:schemas-microsoft-com:office:office" xmlns:r="http://schemas.openxmlformats.org/officeDocument/2006/relationships" xmlns:m="http://schemas.openxmlformats.org/officeDocument/2006/math" xmlns:v="urn:schemas-microsoft-com:vml" xmlns:wp14="http://schemas.microsoft.com/office/word/2010/wordprocessingDrawing" xmlns:wp="http://schemas.openxmlformats.org/drawingml/2006/wordprocessingDrawing" xmlns:w10="urn:schemas-microsoft-com:office:word" xmlns:w="http://schemas.openxmlformats.org/wordprocessingml/2006/main" xmlns:w14="http://schemas.microsoft.com/office/word/2010/wordml" xmlns:w15="http://schemas.microsoft.com/office/word/2012/wordml" xmlns:w16cid="http://schemas.microsoft.com/office/word/2016/wordml/cid" xmlns:w16se="http://schemas.microsoft.com/office/word/2015/wordml/symex" xmlns:wpg="http://schemas.microsoft.com/office/word/2010/wordprocessingGroup" xmlns:wpi="http://schemas.microsoft.com/office/word/2010/wordprocessingInk" xmlns:wne="http://schemas.microsoft.com/office/word/2006/wordml" xmlns:wps="http://schemas.microsoft.com/office/word/2010/wordprocessingShape" mc:Ignorable="w14 w15 w16se w16cid wp14">
+<w:ftr xmlns:wpc="http://schemas.microsoft.com/office/word/2010/wordprocessingCanvas" xmlns:cx="http://schemas.microsoft.com/office/drawing/2014/chartex" xmlns:cx1="http://schemas.microsoft.com/office/drawing/2015/9/8/chartex" xmlns:cx2="http://schemas.microsoft.com/office/drawing/2015/10/21/chartex" xmlns:cx3="http://schemas.microsoft.com/office/drawing/2016/5/9/chartex" xmlns:cx4="http://schemas.microsoft.com/office/drawing/2016/5/10/chartex" xmlns:cx5="http://schemas.microsoft.com/office/drawing/2016/5/11/chartex" xmlns:cx6="http://schemas.microsoft.com/office/drawing/2016/5/12/chartex" xmlns:cx7="http://schemas.microsoft.com/office/drawing/2016/5/13/chartex" xmlns:cx8="http://schemas.microsoft.com/office/drawing/2016/5/14/chartex" xmlns:mc="http://schemas.openxmlformats.org/markup-compatibility/2006" xmlns:aink="http://schemas.microsoft.com/office/drawing/2016/ink" xmlns:am3d="http://schemas.microsoft.com/office/drawing/2017/model3d" xmlns:o="urn:schemas-microsoft-com:office:office" xmlns:oel="http://schemas.microsoft.com/office/2019/extlst" xmlns:r="http://schemas.openxmlformats.org/officeDocument/2006/relationships" xmlns:m="http://schemas.openxmlformats.org/officeDocument/2006/math" xmlns:v="urn:schemas-microsoft-com:vml" xmlns:wp14="http://schemas.microsoft.com/office/word/2010/wordprocessingDrawing" xmlns:wp="http://schemas.openxmlformats.org/drawingml/2006/wordprocessingDrawing" xmlns:w10="urn:schemas-microsoft-com:office:word" xmlns:w="http://schemas.openxmlformats.org/wordprocessingml/2006/main" xmlns:w14="http://schemas.microsoft.com/office/word/2010/wordml" xmlns:w15="http://schemas.microsoft.com/office/word/2012/wordml" xmlns:w16cex="http://schemas.microsoft.com/office/word/2018/wordml/cex" xmlns:w16cid="http://schemas.microsoft.com/office/word/2016/wordml/cid" xmlns:w16="http://schemas.microsoft.com/office/word/2018/wordml" xmlns:w16du="http://schemas.microsoft.com/office/word/2023/wordml/word16du" xmlns:w16sdtdh="http://schemas.microsoft.com/office/word/2020/wordml/sdtdatahash" xmlns:w16sdtfl="http://schemas.microsoft.com/office/word/2024/wordml/sdtformatlock" xmlns:w16se="http://schemas.microsoft.com/office/word/2015/wordml/symex" xmlns:wpg="http://schemas.microsoft.com/office/word/2010/wordprocessingGroup" xmlns:wpi="http://schemas.microsoft.com/office/word/2010/wordprocessingInk" xmlns:wne="http://schemas.microsoft.com/office/word/2006/wordml" xmlns:wps="http://schemas.microsoft.com/office/word/2010/wordprocessingShape" mc:Ignorable="w14 w15 w16se w16cid w16 w16cex w16sdtdh w16sdtfl w16du wp14">
   <w:p>
     <w:pPr>
       <w:tabs>
@@ -12972,7 +14002,7 @@
 </file>
 
 <file path=word/footer5.xml><?xml version="1.0" encoding="utf-8"?>
-<w:ftr xmlns:wpc="http://schemas.microsoft.com/office/word/2010/wordprocessingCanvas" xmlns:cx="http://schemas.microsoft.com/office/drawing/2014/chartex" xmlns:cx1="http://schemas.microsoft.com/office/drawing/2015/9/8/chartex" xmlns:cx2="http://schemas.microsoft.com/office/drawing/2015/10/21/chartex" xmlns:cx3="http://schemas.microsoft.com/office/drawing/2016/5/9/chartex" xmlns:cx4="http://schemas.microsoft.com/office/drawing/2016/5/10/chartex" xmlns:cx5="http://schemas.microsoft.com/office/drawing/2016/5/11/chartex" xmlns:cx6="http://schemas.microsoft.com/office/drawing/2016/5/12/chartex" xmlns:cx7="http://schemas.microsoft.com/office/drawing/2016/5/13/chartex" xmlns:cx8="http://schemas.microsoft.com/office/drawing/2016/5/14/chartex" xmlns:mc="http://schemas.openxmlformats.org/markup-compatibility/2006" xmlns:aink="http://schemas.microsoft.com/office/drawing/2016/ink" xmlns:am3d="http://schemas.microsoft.com/office/drawing/2017/model3d" xmlns:o="urn:schemas-microsoft-com:office:office" xmlns:r="http://schemas.openxmlformats.org/officeDocument/2006/relationships" xmlns:m="http://schemas.openxmlformats.org/officeDocument/2006/math" xmlns:v="urn:schemas-microsoft-com:vml" xmlns:wp14="http://schemas.microsoft.com/office/word/2010/wordprocessingDrawing" xmlns:wp="http://schemas.openxmlformats.org/drawingml/2006/wordprocessingDrawing" xmlns:w10="urn:schemas-microsoft-com:office:word" xmlns:w="http://schemas.openxmlformats.org/wordprocessingml/2006/main" xmlns:w14="http://schemas.microsoft.com/office/word/2010/wordml" xmlns:w15="http://schemas.microsoft.com/office/word/2012/wordml" xmlns:w16cid="http://schemas.microsoft.com/office/word/2016/wordml/cid" xmlns:w16se="http://schemas.microsoft.com/office/word/2015/wordml/symex" xmlns:wpg="http://schemas.microsoft.com/office/word/2010/wordprocessingGroup" xmlns:wpi="http://schemas.microsoft.com/office/word/2010/wordprocessingInk" xmlns:wne="http://schemas.microsoft.com/office/word/2006/wordml" xmlns:wps="http://schemas.microsoft.com/office/word/2010/wordprocessingShape" mc:Ignorable="w14 w15 w16se w16cid wp14">
+<w:ftr xmlns:wpc="http://schemas.microsoft.com/office/word/2010/wordprocessingCanvas" xmlns:cx="http://schemas.microsoft.com/office/drawing/2014/chartex" xmlns:cx1="http://schemas.microsoft.com/office/drawing/2015/9/8/chartex" xmlns:cx2="http://schemas.microsoft.com/office/drawing/2015/10/21/chartex" xmlns:cx3="http://schemas.microsoft.com/office/drawing/2016/5/9/chartex" xmlns:cx4="http://schemas.microsoft.com/office/drawing/2016/5/10/chartex" xmlns:cx5="http://schemas.microsoft.com/office/drawing/2016/5/11/chartex" xmlns:cx6="http://schemas.microsoft.com/office/drawing/2016/5/12/chartex" xmlns:cx7="http://schemas.microsoft.com/office/drawing/2016/5/13/chartex" xmlns:cx8="http://schemas.microsoft.com/office/drawing/2016/5/14/chartex" xmlns:mc="http://schemas.openxmlformats.org/markup-compatibility/2006" xmlns:aink="http://schemas.microsoft.com/office/drawing/2016/ink" xmlns:am3d="http://schemas.microsoft.com/office/drawing/2017/model3d" xmlns:o="urn:schemas-microsoft-com:office:office" xmlns:oel="http://schemas.microsoft.com/office/2019/extlst" xmlns:r="http://schemas.openxmlformats.org/officeDocument/2006/relationships" xmlns:m="http://schemas.openxmlformats.org/officeDocument/2006/math" xmlns:v="urn:schemas-microsoft-com:vml" xmlns:wp14="http://schemas.microsoft.com/office/word/2010/wordprocessingDrawing" xmlns:wp="http://schemas.openxmlformats.org/drawingml/2006/wordprocessingDrawing" xmlns:w10="urn:schemas-microsoft-com:office:word" xmlns:w="http://schemas.openxmlformats.org/wordprocessingml/2006/main" xmlns:w14="http://schemas.microsoft.com/office/word/2010/wordml" xmlns:w15="http://schemas.microsoft.com/office/word/2012/wordml" xmlns:w16cex="http://schemas.microsoft.com/office/word/2018/wordml/cex" xmlns:w16cid="http://schemas.microsoft.com/office/word/2016/wordml/cid" xmlns:w16="http://schemas.microsoft.com/office/word/2018/wordml" xmlns:w16du="http://schemas.microsoft.com/office/word/2023/wordml/word16du" xmlns:w16sdtdh="http://schemas.microsoft.com/office/word/2020/wordml/sdtdatahash" xmlns:w16sdtfl="http://schemas.microsoft.com/office/word/2024/wordml/sdtformatlock" xmlns:w16se="http://schemas.microsoft.com/office/word/2015/wordml/symex" xmlns:wpg="http://schemas.microsoft.com/office/word/2010/wordprocessingGroup" xmlns:wpi="http://schemas.microsoft.com/office/word/2010/wordprocessingInk" xmlns:wne="http://schemas.microsoft.com/office/word/2006/wordml" xmlns:wps="http://schemas.microsoft.com/office/word/2010/wordprocessingShape" mc:Ignorable="w14 w15 w16se w16cid w16 w16cex w16sdtdh w16sdtfl w16du wp14">
   <w:tbl>
     <w:tblPr>
       <w:tblW w:w="0" w:type="auto"/>
@@ -13030,7 +14060,7 @@
 </file>
 
 <file path=word/footer6.xml><?xml version="1.0" encoding="utf-8"?>
-<w:ftr xmlns:wpc="http://schemas.microsoft.com/office/word/2010/wordprocessingCanvas" xmlns:cx="http://schemas.microsoft.com/office/drawing/2014/chartex" xmlns:cx1="http://schemas.microsoft.com/office/drawing/2015/9/8/chartex" xmlns:cx2="http://schemas.microsoft.com/office/drawing/2015/10/21/chartex" xmlns:cx3="http://schemas.microsoft.com/office/drawing/2016/5/9/chartex" xmlns:cx4="http://schemas.microsoft.com/office/drawing/2016/5/10/chartex" xmlns:cx5="http://schemas.microsoft.com/office/drawing/2016/5/11/chartex" xmlns:cx6="http://schemas.microsoft.com/office/drawing/2016/5/12/chartex" xmlns:cx7="http://schemas.microsoft.com/office/drawing/2016/5/13/chartex" xmlns:cx8="http://schemas.microsoft.com/office/drawing/2016/5/14/chartex" xmlns:mc="http://schemas.openxmlformats.org/markup-compatibility/2006" xmlns:aink="http://schemas.microsoft.com/office/drawing/2016/ink" xmlns:am3d="http://schemas.microsoft.com/office/drawing/2017/model3d" xmlns:o="urn:schemas-microsoft-com:office:office" xmlns:r="http://schemas.openxmlformats.org/officeDocument/2006/relationships" xmlns:m="http://schemas.openxmlformats.org/officeDocument/2006/math" xmlns:v="urn:schemas-microsoft-com:vml" xmlns:wp14="http://schemas.microsoft.com/office/word/2010/wordprocessingDrawing" xmlns:wp="http://schemas.openxmlformats.org/drawingml/2006/wordprocessingDrawing" xmlns:w10="urn:schemas-microsoft-com:office:word" xmlns:w="http://schemas.openxmlformats.org/wordprocessingml/2006/main" xmlns:w14="http://schemas.microsoft.com/office/word/2010/wordml" xmlns:w15="http://schemas.microsoft.com/office/word/2012/wordml" xmlns:w16cid="http://schemas.microsoft.com/office/word/2016/wordml/cid" xmlns:w16se="http://schemas.microsoft.com/office/word/2015/wordml/symex" xmlns:wpg="http://schemas.microsoft.com/office/word/2010/wordprocessingGroup" xmlns:wpi="http://schemas.microsoft.com/office/word/2010/wordprocessingInk" xmlns:wne="http://schemas.microsoft.com/office/word/2006/wordml" xmlns:wps="http://schemas.microsoft.com/office/word/2010/wordprocessingShape" mc:Ignorable="w14 w15 w16se w16cid wp14">
+<w:ftr xmlns:wpc="http://schemas.microsoft.com/office/word/2010/wordprocessingCanvas" xmlns:cx="http://schemas.microsoft.com/office/drawing/2014/chartex" xmlns:cx1="http://schemas.microsoft.com/office/drawing/2015/9/8/chartex" xmlns:cx2="http://schemas.microsoft.com/office/drawing/2015/10/21/chartex" xmlns:cx3="http://schemas.microsoft.com/office/drawing/2016/5/9/chartex" xmlns:cx4="http://schemas.microsoft.com/office/drawing/2016/5/10/chartex" xmlns:cx5="http://schemas.microsoft.com/office/drawing/2016/5/11/chartex" xmlns:cx6="http://schemas.microsoft.com/office/drawing/2016/5/12/chartex" xmlns:cx7="http://schemas.microsoft.com/office/drawing/2016/5/13/chartex" xmlns:cx8="http://schemas.microsoft.com/office/drawing/2016/5/14/chartex" xmlns:mc="http://schemas.openxmlformats.org/markup-compatibility/2006" xmlns:aink="http://schemas.microsoft.com/office/drawing/2016/ink" xmlns:am3d="http://schemas.microsoft.com/office/drawing/2017/model3d" xmlns:o="urn:schemas-microsoft-com:office:office" xmlns:oel="http://schemas.microsoft.com/office/2019/extlst" xmlns:r="http://schemas.openxmlformats.org/officeDocument/2006/relationships" xmlns:m="http://schemas.openxmlformats.org/officeDocument/2006/math" xmlns:v="urn:schemas-microsoft-com:vml" xmlns:wp14="http://schemas.microsoft.com/office/word/2010/wordprocessingDrawing" xmlns:wp="http://schemas.openxmlformats.org/drawingml/2006/wordprocessingDrawing" xmlns:w10="urn:schemas-microsoft-com:office:word" xmlns:w="http://schemas.openxmlformats.org/wordprocessingml/2006/main" xmlns:w14="http://schemas.microsoft.com/office/word/2010/wordml" xmlns:w15="http://schemas.microsoft.com/office/word/2012/wordml" xmlns:w16cex="http://schemas.microsoft.com/office/word/2018/wordml/cex" xmlns:w16cid="http://schemas.microsoft.com/office/word/2016/wordml/cid" xmlns:w16="http://schemas.microsoft.com/office/word/2018/wordml" xmlns:w16du="http://schemas.microsoft.com/office/word/2023/wordml/word16du" xmlns:w16sdtdh="http://schemas.microsoft.com/office/word/2020/wordml/sdtdatahash" xmlns:w16sdtfl="http://schemas.microsoft.com/office/word/2024/wordml/sdtformatlock" xmlns:w16se="http://schemas.microsoft.com/office/word/2015/wordml/symex" xmlns:wpg="http://schemas.microsoft.com/office/word/2010/wordprocessingGroup" xmlns:wpi="http://schemas.microsoft.com/office/word/2010/wordprocessingInk" xmlns:wne="http://schemas.microsoft.com/office/word/2006/wordml" xmlns:wps="http://schemas.microsoft.com/office/word/2010/wordprocessingShape" mc:Ignorable="w14 w15 w16se w16cid w16 w16cex w16sdtdh w16sdtfl w16du wp14">
   <w:p>
     <w:pPr>
       <w:tabs>
@@ -13115,7 +14145,7 @@
 </file>
 
 <file path=word/footer7.xml><?xml version="1.0" encoding="utf-8"?>
-<w:ftr xmlns:wpc="http://schemas.microsoft.com/office/word/2010/wordprocessingCanvas" xmlns:cx="http://schemas.microsoft.com/office/drawing/2014/chartex" xmlns:cx1="http://schemas.microsoft.com/office/drawing/2015/9/8/chartex" xmlns:cx2="http://schemas.microsoft.com/office/drawing/2015/10/21/chartex" xmlns:cx3="http://schemas.microsoft.com/office/drawing/2016/5/9/chartex" xmlns:cx4="http://schemas.microsoft.com/office/drawing/2016/5/10/chartex" xmlns:cx5="http://schemas.microsoft.com/office/drawing/2016/5/11/chartex" xmlns:cx6="http://schemas.microsoft.com/office/drawing/2016/5/12/chartex" xmlns:cx7="http://schemas.microsoft.com/office/drawing/2016/5/13/chartex" xmlns:cx8="http://schemas.microsoft.com/office/drawing/2016/5/14/chartex" xmlns:mc="http://schemas.openxmlformats.org/markup-compatibility/2006" xmlns:aink="http://schemas.microsoft.com/office/drawing/2016/ink" xmlns:am3d="http://schemas.microsoft.com/office/drawing/2017/model3d" xmlns:o="urn:schemas-microsoft-com:office:office" xmlns:r="http://schemas.openxmlformats.org/officeDocument/2006/relationships" xmlns:m="http://schemas.openxmlformats.org/officeDocument/2006/math" xmlns:v="urn:schemas-microsoft-com:vml" xmlns:wp14="http://schemas.microsoft.com/office/word/2010/wordprocessingDrawing" xmlns:wp="http://schemas.openxmlformats.org/drawingml/2006/wordprocessingDrawing" xmlns:w10="urn:schemas-microsoft-com:office:word" xmlns:w="http://schemas.openxmlformats.org/wordprocessingml/2006/main" xmlns:w14="http://schemas.microsoft.com/office/word/2010/wordml" xmlns:w15="http://schemas.microsoft.com/office/word/2012/wordml" xmlns:w16cid="http://schemas.microsoft.com/office/word/2016/wordml/cid" xmlns:w16se="http://schemas.microsoft.com/office/word/2015/wordml/symex" xmlns:wpg="http://schemas.microsoft.com/office/word/2010/wordprocessingGroup" xmlns:wpi="http://schemas.microsoft.com/office/word/2010/wordprocessingInk" xmlns:wne="http://schemas.microsoft.com/office/word/2006/wordml" xmlns:wps="http://schemas.microsoft.com/office/word/2010/wordprocessingShape" mc:Ignorable="w14 w15 w16se w16cid wp14">
+<w:ftr xmlns:wpc="http://schemas.microsoft.com/office/word/2010/wordprocessingCanvas" xmlns:cx="http://schemas.microsoft.com/office/drawing/2014/chartex" xmlns:cx1="http://schemas.microsoft.com/office/drawing/2015/9/8/chartex" xmlns:cx2="http://schemas.microsoft.com/office/drawing/2015/10/21/chartex" xmlns:cx3="http://schemas.microsoft.com/office/drawing/2016/5/9/chartex" xmlns:cx4="http://schemas.microsoft.com/office/drawing/2016/5/10/chartex" xmlns:cx5="http://schemas.microsoft.com/office/drawing/2016/5/11/chartex" xmlns:cx6="http://schemas.microsoft.com/office/drawing/2016/5/12/chartex" xmlns:cx7="http://schemas.microsoft.com/office/drawing/2016/5/13/chartex" xmlns:cx8="http://schemas.microsoft.com/office/drawing/2016/5/14/chartex" xmlns:mc="http://schemas.openxmlformats.org/markup-compatibility/2006" xmlns:aink="http://schemas.microsoft.com/office/drawing/2016/ink" xmlns:am3d="http://schemas.microsoft.com/office/drawing/2017/model3d" xmlns:o="urn:schemas-microsoft-com:office:office" xmlns:oel="http://schemas.microsoft.com/office/2019/extlst" xmlns:r="http://schemas.openxmlformats.org/officeDocument/2006/relationships" xmlns:m="http://schemas.openxmlformats.org/officeDocument/2006/math" xmlns:v="urn:schemas-microsoft-com:vml" xmlns:wp14="http://schemas.microsoft.com/office/word/2010/wordprocessingDrawing" xmlns:wp="http://schemas.openxmlformats.org/drawingml/2006/wordprocessingDrawing" xmlns:w10="urn:schemas-microsoft-com:office:word" xmlns:w="http://schemas.openxmlformats.org/wordprocessingml/2006/main" xmlns:w14="http://schemas.microsoft.com/office/word/2010/wordml" xmlns:w15="http://schemas.microsoft.com/office/word/2012/wordml" xmlns:w16cex="http://schemas.microsoft.com/office/word/2018/wordml/cex" xmlns:w16cid="http://schemas.microsoft.com/office/word/2016/wordml/cid" xmlns:w16="http://schemas.microsoft.com/office/word/2018/wordml" xmlns:w16du="http://schemas.microsoft.com/office/word/2023/wordml/word16du" xmlns:w16sdtdh="http://schemas.microsoft.com/office/word/2020/wordml/sdtdatahash" xmlns:w16sdtfl="http://schemas.microsoft.com/office/word/2024/wordml/sdtformatlock" xmlns:w16se="http://schemas.microsoft.com/office/word/2015/wordml/symex" xmlns:wpg="http://schemas.microsoft.com/office/word/2010/wordprocessingGroup" xmlns:wpi="http://schemas.microsoft.com/office/word/2010/wordprocessingInk" xmlns:wne="http://schemas.microsoft.com/office/word/2006/wordml" xmlns:wps="http://schemas.microsoft.com/office/word/2010/wordprocessingShape" mc:Ignorable="w14 w15 w16se w16cid w16 w16cex w16sdtdh w16sdtfl w16du wp14">
   <w:tbl>
     <w:tblPr>
       <w:tblW w:w="0" w:type="auto"/>
@@ -13173,7 +14203,7 @@
 </file>
 
 <file path=word/footer8.xml><?xml version="1.0" encoding="utf-8"?>
-<w:ftr xmlns:wpc="http://schemas.microsoft.com/office/word/2010/wordprocessingCanvas" xmlns:cx="http://schemas.microsoft.com/office/drawing/2014/chartex" xmlns:cx1="http://schemas.microsoft.com/office/drawing/2015/9/8/chartex" xmlns:cx2="http://schemas.microsoft.com/office/drawing/2015/10/21/chartex" xmlns:cx3="http://schemas.microsoft.com/office/drawing/2016/5/9/chartex" xmlns:cx4="http://schemas.microsoft.com/office/drawing/2016/5/10/chartex" xmlns:cx5="http://schemas.microsoft.com/office/drawing/2016/5/11/chartex" xmlns:cx6="http://schemas.microsoft.com/office/drawing/2016/5/12/chartex" xmlns:cx7="http://schemas.microsoft.com/office/drawing/2016/5/13/chartex" xmlns:cx8="http://schemas.microsoft.com/office/drawing/2016/5/14/chartex" xmlns:mc="http://schemas.openxmlformats.org/markup-compatibility/2006" xmlns:aink="http://schemas.microsoft.com/office/drawing/2016/ink" xmlns:am3d="http://schemas.microsoft.com/office/drawing/2017/model3d" xmlns:o="urn:schemas-microsoft-com:office:office" xmlns:r="http://schemas.openxmlformats.org/officeDocument/2006/relationships" xmlns:m="http://schemas.openxmlformats.org/officeDocument/2006/math" xmlns:v="urn:schemas-microsoft-com:vml" xmlns:wp14="http://schemas.microsoft.com/office/word/2010/wordprocessingDrawing" xmlns:wp="http://schemas.openxmlformats.org/drawingml/2006/wordprocessingDrawing" xmlns:w10="urn:schemas-microsoft-com:office:word" xmlns:w="http://schemas.openxmlformats.org/wordprocessingml/2006/main" xmlns:w14="http://schemas.microsoft.com/office/word/2010/wordml" xmlns:w15="http://schemas.microsoft.com/office/word/2012/wordml" xmlns:w16cid="http://schemas.microsoft.com/office/word/2016/wordml/cid" xmlns:w16se="http://schemas.microsoft.com/office/word/2015/wordml/symex" xmlns:wpg="http://schemas.microsoft.com/office/word/2010/wordprocessingGroup" xmlns:wpi="http://schemas.microsoft.com/office/word/2010/wordprocessingInk" xmlns:wne="http://schemas.microsoft.com/office/word/2006/wordml" xmlns:wps="http://schemas.microsoft.com/office/word/2010/wordprocessingShape" mc:Ignorable="w14 w15 w16se w16cid wp14">
+<w:ftr xmlns:wpc="http://schemas.microsoft.com/office/word/2010/wordprocessingCanvas" xmlns:cx="http://schemas.microsoft.com/office/drawing/2014/chartex" xmlns:cx1="http://schemas.microsoft.com/office/drawing/2015/9/8/chartex" xmlns:cx2="http://schemas.microsoft.com/office/drawing/2015/10/21/chartex" xmlns:cx3="http://schemas.microsoft.com/office/drawing/2016/5/9/chartex" xmlns:cx4="http://schemas.microsoft.com/office/drawing/2016/5/10/chartex" xmlns:cx5="http://schemas.microsoft.com/office/drawing/2016/5/11/chartex" xmlns:cx6="http://schemas.microsoft.com/office/drawing/2016/5/12/chartex" xmlns:cx7="http://schemas.microsoft.com/office/drawing/2016/5/13/chartex" xmlns:cx8="http://schemas.microsoft.com/office/drawing/2016/5/14/chartex" xmlns:mc="http://schemas.openxmlformats.org/markup-compatibility/2006" xmlns:aink="http://schemas.microsoft.com/office/drawing/2016/ink" xmlns:am3d="http://schemas.microsoft.com/office/drawing/2017/model3d" xmlns:o="urn:schemas-microsoft-com:office:office" xmlns:oel="http://schemas.microsoft.com/office/2019/extlst" xmlns:r="http://schemas.openxmlformats.org/officeDocument/2006/relationships" xmlns:m="http://schemas.openxmlformats.org/officeDocument/2006/math" xmlns:v="urn:schemas-microsoft-com:vml" xmlns:wp14="http://schemas.microsoft.com/office/word/2010/wordprocessingDrawing" xmlns:wp="http://schemas.openxmlformats.org/drawingml/2006/wordprocessingDrawing" xmlns:w10="urn:schemas-microsoft-com:office:word" xmlns:w="http://schemas.openxmlformats.org/wordprocessingml/2006/main" xmlns:w14="http://schemas.microsoft.com/office/word/2010/wordml" xmlns:w15="http://schemas.microsoft.com/office/word/2012/wordml" xmlns:w16cex="http://schemas.microsoft.com/office/word/2018/wordml/cex" xmlns:w16cid="http://schemas.microsoft.com/office/word/2016/wordml/cid" xmlns:w16="http://schemas.microsoft.com/office/word/2018/wordml" xmlns:w16du="http://schemas.microsoft.com/office/word/2023/wordml/word16du" xmlns:w16sdtdh="http://schemas.microsoft.com/office/word/2020/wordml/sdtdatahash" xmlns:w16sdtfl="http://schemas.microsoft.com/office/word/2024/wordml/sdtformatlock" xmlns:w16se="http://schemas.microsoft.com/office/word/2015/wordml/symex" xmlns:wpg="http://schemas.microsoft.com/office/word/2010/wordprocessingGroup" xmlns:wpi="http://schemas.microsoft.com/office/word/2010/wordprocessingInk" xmlns:wne="http://schemas.microsoft.com/office/word/2006/wordml" xmlns:wps="http://schemas.microsoft.com/office/word/2010/wordprocessingShape" mc:Ignorable="w14 w15 w16se w16cid w16 w16cex w16sdtdh w16sdtfl w16du wp14">
   <w:p>
     <w:pPr>
       <w:tabs>
@@ -13258,7 +14288,7 @@
 </file>
 
 <file path=word/footer9.xml><?xml version="1.0" encoding="utf-8"?>
-<w:ftr xmlns:wpc="http://schemas.microsoft.com/office/word/2010/wordprocessingCanvas" xmlns:cx="http://schemas.microsoft.com/office/drawing/2014/chartex" xmlns:cx1="http://schemas.microsoft.com/office/drawing/2015/9/8/chartex" xmlns:cx2="http://schemas.microsoft.com/office/drawing/2015/10/21/chartex" xmlns:cx3="http://schemas.microsoft.com/office/drawing/2016/5/9/chartex" xmlns:cx4="http://schemas.microsoft.com/office/drawing/2016/5/10/chartex" xmlns:cx5="http://schemas.microsoft.com/office/drawing/2016/5/11/chartex" xmlns:cx6="http://schemas.microsoft.com/office/drawing/2016/5/12/chartex" xmlns:cx7="http://schemas.microsoft.com/office/drawing/2016/5/13/chartex" xmlns:cx8="http://schemas.microsoft.com/office/drawing/2016/5/14/chartex" xmlns:mc="http://schemas.openxmlformats.org/markup-compatibility/2006" xmlns:aink="http://schemas.microsoft.com/office/drawing/2016/ink" xmlns:am3d="http://schemas.microsoft.com/office/drawing/2017/model3d" xmlns:o="urn:schemas-microsoft-com:office:office" xmlns:r="http://schemas.openxmlformats.org/officeDocument/2006/relationships" xmlns:m="http://schemas.openxmlformats.org/officeDocument/2006/math" xmlns:v="urn:schemas-microsoft-com:vml" xmlns:wp14="http://schemas.microsoft.com/office/word/2010/wordprocessingDrawing" xmlns:wp="http://schemas.openxmlformats.org/drawingml/2006/wordprocessingDrawing" xmlns:w10="urn:schemas-microsoft-com:office:word" xmlns:w="http://schemas.openxmlformats.org/wordprocessingml/2006/main" xmlns:w14="http://schemas.microsoft.com/office/word/2010/wordml" xmlns:w15="http://schemas.microsoft.com/office/word/2012/wordml" xmlns:w16cid="http://schemas.microsoft.com/office/word/2016/wordml/cid" xmlns:w16se="http://schemas.microsoft.com/office/word/2015/wordml/symex" xmlns:wpg="http://schemas.microsoft.com/office/word/2010/wordprocessingGroup" xmlns:wpi="http://schemas.microsoft.com/office/word/2010/wordprocessingInk" xmlns:wne="http://schemas.microsoft.com/office/word/2006/wordml" xmlns:wps="http://schemas.microsoft.com/office/word/2010/wordprocessingShape" mc:Ignorable="w14 w15 w16se w16cid wp14">
+<w:ftr xmlns:wpc="http://schemas.microsoft.com/office/word/2010/wordprocessingCanvas" xmlns:cx="http://schemas.microsoft.com/office/drawing/2014/chartex" xmlns:cx1="http://schemas.microsoft.com/office/drawing/2015/9/8/chartex" xmlns:cx2="http://schemas.microsoft.com/office/drawing/2015/10/21/chartex" xmlns:cx3="http://schemas.microsoft.com/office/drawing/2016/5/9/chartex" xmlns:cx4="http://schemas.microsoft.com/office/drawing/2016/5/10/chartex" xmlns:cx5="http://schemas.microsoft.com/office/drawing/2016/5/11/chartex" xmlns:cx6="http://schemas.microsoft.com/office/drawing/2016/5/12/chartex" xmlns:cx7="http://schemas.microsoft.com/office/drawing/2016/5/13/chartex" xmlns:cx8="http://schemas.microsoft.com/office/drawing/2016/5/14/chartex" xmlns:mc="http://schemas.openxmlformats.org/markup-compatibility/2006" xmlns:aink="http://schemas.microsoft.com/office/drawing/2016/ink" xmlns:am3d="http://schemas.microsoft.com/office/drawing/2017/model3d" xmlns:o="urn:schemas-microsoft-com:office:office" xmlns:oel="http://schemas.microsoft.com/office/2019/extlst" xmlns:r="http://schemas.openxmlformats.org/officeDocument/2006/relationships" xmlns:m="http://schemas.openxmlformats.org/officeDocument/2006/math" xmlns:v="urn:schemas-microsoft-com:vml" xmlns:wp14="http://schemas.microsoft.com/office/word/2010/wordprocessingDrawing" xmlns:wp="http://schemas.openxmlformats.org/drawingml/2006/wordprocessingDrawing" xmlns:w10="urn:schemas-microsoft-com:office:word" xmlns:w="http://schemas.openxmlformats.org/wordprocessingml/2006/main" xmlns:w14="http://schemas.microsoft.com/office/word/2010/wordml" xmlns:w15="http://schemas.microsoft.com/office/word/2012/wordml" xmlns:w16cex="http://schemas.microsoft.com/office/word/2018/wordml/cex" xmlns:w16cid="http://schemas.microsoft.com/office/word/2016/wordml/cid" xmlns:w16="http://schemas.microsoft.com/office/word/2018/wordml" xmlns:w16du="http://schemas.microsoft.com/office/word/2023/wordml/word16du" xmlns:w16sdtdh="http://schemas.microsoft.com/office/word/2020/wordml/sdtdatahash" xmlns:w16sdtfl="http://schemas.microsoft.com/office/word/2024/wordml/sdtformatlock" xmlns:w16se="http://schemas.microsoft.com/office/word/2015/wordml/symex" xmlns:wpg="http://schemas.microsoft.com/office/word/2010/wordprocessingGroup" xmlns:wpi="http://schemas.microsoft.com/office/word/2010/wordprocessingInk" xmlns:wne="http://schemas.microsoft.com/office/word/2006/wordml" xmlns:wps="http://schemas.microsoft.com/office/word/2010/wordprocessingShape" mc:Ignorable="w14 w15 w16se w16cid w16 w16cex w16sdtdh w16sdtfl w16du wp14">
   <w:tbl>
     <w:tblPr>
       <w:tblW w:w="0" w:type="auto"/>
@@ -13316,7 +14346,7 @@
 </file>
 
 <file path=word/footnotes.xml><?xml version="1.0" encoding="utf-8"?>
-<w:footnotes xmlns:wpc="http://schemas.microsoft.com/office/word/2010/wordprocessingCanvas" xmlns:cx="http://schemas.microsoft.com/office/drawing/2014/chartex" xmlns:cx1="http://schemas.microsoft.com/office/drawing/2015/9/8/chartex" xmlns:cx2="http://schemas.microsoft.com/office/drawing/2015/10/21/chartex" xmlns:cx3="http://schemas.microsoft.com/office/drawing/2016/5/9/chartex" xmlns:cx4="http://schemas.microsoft.com/office/drawing/2016/5/10/chartex" xmlns:cx5="http://schemas.microsoft.com/office/drawing/2016/5/11/chartex" xmlns:cx6="http://schemas.microsoft.com/office/drawing/2016/5/12/chartex" xmlns:cx7="http://schemas.microsoft.com/office/drawing/2016/5/13/chartex" xmlns:cx8="http://schemas.microsoft.com/office/drawing/2016/5/14/chartex" xmlns:mc="http://schemas.openxmlformats.org/markup-compatibility/2006" xmlns:aink="http://schemas.microsoft.com/office/drawing/2016/ink" xmlns:am3d="http://schemas.microsoft.com/office/drawing/2017/model3d" xmlns:o="urn:schemas-microsoft-com:office:office" xmlns:r="http://schemas.openxmlformats.org/officeDocument/2006/relationships" xmlns:m="http://schemas.openxmlformats.org/officeDocument/2006/math" xmlns:v="urn:schemas-microsoft-com:vml" xmlns:wp14="http://schemas.microsoft.com/office/word/2010/wordprocessingDrawing" xmlns:wp="http://schemas.openxmlformats.org/drawingml/2006/wordprocessingDrawing" xmlns:w10="urn:schemas-microsoft-com:office:word" xmlns:w="http://schemas.openxmlformats.org/wordprocessingml/2006/main" xmlns:w14="http://schemas.microsoft.com/office/word/2010/wordml" xmlns:w15="http://schemas.microsoft.com/office/word/2012/wordml" xmlns:w16cid="http://schemas.microsoft.com/office/word/2016/wordml/cid" xmlns:w16se="http://schemas.microsoft.com/office/word/2015/wordml/symex" xmlns:wpg="http://schemas.microsoft.com/office/word/2010/wordprocessingGroup" xmlns:wpi="http://schemas.microsoft.com/office/word/2010/wordprocessingInk" xmlns:wne="http://schemas.microsoft.com/office/word/2006/wordml" xmlns:wps="http://schemas.microsoft.com/office/word/2010/wordprocessingShape" mc:Ignorable="w14 w15 w16se w16cid wp14">
+<w:footnotes xmlns:wpc="http://schemas.microsoft.com/office/word/2010/wordprocessingCanvas" xmlns:cx="http://schemas.microsoft.com/office/drawing/2014/chartex" xmlns:cx1="http://schemas.microsoft.com/office/drawing/2015/9/8/chartex" xmlns:cx2="http://schemas.microsoft.com/office/drawing/2015/10/21/chartex" xmlns:cx3="http://schemas.microsoft.com/office/drawing/2016/5/9/chartex" xmlns:cx4="http://schemas.microsoft.com/office/drawing/2016/5/10/chartex" xmlns:cx5="http://schemas.microsoft.com/office/drawing/2016/5/11/chartex" xmlns:cx6="http://schemas.microsoft.com/office/drawing/2016/5/12/chartex" xmlns:cx7="http://schemas.microsoft.com/office/drawing/2016/5/13/chartex" xmlns:cx8="http://schemas.microsoft.com/office/drawing/2016/5/14/chartex" xmlns:mc="http://schemas.openxmlformats.org/markup-compatibility/2006" xmlns:aink="http://schemas.microsoft.com/office/drawing/2016/ink" xmlns:am3d="http://schemas.microsoft.com/office/drawing/2017/model3d" xmlns:o="urn:schemas-microsoft-com:office:office" xmlns:oel="http://schemas.microsoft.com/office/2019/extlst" xmlns:r="http://schemas.openxmlformats.org/officeDocument/2006/relationships" xmlns:m="http://schemas.openxmlformats.org/officeDocument/2006/math" xmlns:v="urn:schemas-microsoft-com:vml" xmlns:wp14="http://schemas.microsoft.com/office/word/2010/wordprocessingDrawing" xmlns:wp="http://schemas.openxmlformats.org/drawingml/2006/wordprocessingDrawing" xmlns:w10="urn:schemas-microsoft-com:office:word" xmlns:w="http://schemas.openxmlformats.org/wordprocessingml/2006/main" xmlns:w14="http://schemas.microsoft.com/office/word/2010/wordml" xmlns:w15="http://schemas.microsoft.com/office/word/2012/wordml" xmlns:w16cex="http://schemas.microsoft.com/office/word/2018/wordml/cex" xmlns:w16cid="http://schemas.microsoft.com/office/word/2016/wordml/cid" xmlns:w16="http://schemas.microsoft.com/office/word/2018/wordml" xmlns:w16du="http://schemas.microsoft.com/office/word/2023/wordml/word16du" xmlns:w16sdtdh="http://schemas.microsoft.com/office/word/2020/wordml/sdtdatahash" xmlns:w16sdtfl="http://schemas.microsoft.com/office/word/2024/wordml/sdtformatlock" xmlns:w16se="http://schemas.microsoft.com/office/word/2015/wordml/symex" xmlns:wpg="http://schemas.microsoft.com/office/word/2010/wordprocessingGroup" xmlns:wpi="http://schemas.microsoft.com/office/word/2010/wordprocessingInk" xmlns:wne="http://schemas.microsoft.com/office/word/2006/wordml" xmlns:wps="http://schemas.microsoft.com/office/word/2010/wordprocessingShape" mc:Ignorable="w14 w15 w16se w16cid w16 w16cex w16sdtdh w16sdtfl w16du wp14">
   <w:footnote w:type="separator" w:id="-1">
     <w:p>
       <w:r>
@@ -13335,7 +14365,7 @@
 </file>
 
 <file path=word/header1.xml><?xml version="1.0" encoding="utf-8"?>
-<w:hdr xmlns:wpc="http://schemas.microsoft.com/office/word/2010/wordprocessingCanvas" xmlns:cx="http://schemas.microsoft.com/office/drawing/2014/chartex" xmlns:cx1="http://schemas.microsoft.com/office/drawing/2015/9/8/chartex" xmlns:cx2="http://schemas.microsoft.com/office/drawing/2015/10/21/chartex" xmlns:cx3="http://schemas.microsoft.com/office/drawing/2016/5/9/chartex" xmlns:cx4="http://schemas.microsoft.com/office/drawing/2016/5/10/chartex" xmlns:cx5="http://schemas.microsoft.com/office/drawing/2016/5/11/chartex" xmlns:cx6="http://schemas.microsoft.com/office/drawing/2016/5/12/chartex" xmlns:cx7="http://schemas.microsoft.com/office/drawing/2016/5/13/chartex" xmlns:cx8="http://schemas.microsoft.com/office/drawing/2016/5/14/chartex" xmlns:mc="http://schemas.openxmlformats.org/markup-compatibility/2006" xmlns:aink="http://schemas.microsoft.com/office/drawing/2016/ink" xmlns:am3d="http://schemas.microsoft.com/office/drawing/2017/model3d" xmlns:o="urn:schemas-microsoft-com:office:office" xmlns:r="http://schemas.openxmlformats.org/officeDocument/2006/relationships" xmlns:m="http://schemas.openxmlformats.org/officeDocument/2006/math" xmlns:v="urn:schemas-microsoft-com:vml" xmlns:wp14="http://schemas.microsoft.com/office/word/2010/wordprocessingDrawing" xmlns:wp="http://schemas.openxmlformats.org/drawingml/2006/wordprocessingDrawing" xmlns:w10="urn:schemas-microsoft-com:office:word" xmlns:w="http://schemas.openxmlformats.org/wordprocessingml/2006/main" xmlns:w14="http://schemas.microsoft.com/office/word/2010/wordml" xmlns:w15="http://schemas.microsoft.com/office/word/2012/wordml" xmlns:w16cid="http://schemas.microsoft.com/office/word/2016/wordml/cid" xmlns:w16se="http://schemas.microsoft.com/office/word/2015/wordml/symex" xmlns:wpg="http://schemas.microsoft.com/office/word/2010/wordprocessingGroup" xmlns:wpi="http://schemas.microsoft.com/office/word/2010/wordprocessingInk" xmlns:wne="http://schemas.microsoft.com/office/word/2006/wordml" xmlns:wps="http://schemas.microsoft.com/office/word/2010/wordprocessingShape" mc:Ignorable="w14 w15 w16se w16cid wp14">
+<w:hdr xmlns:wpc="http://schemas.microsoft.com/office/word/2010/wordprocessingCanvas" xmlns:cx="http://schemas.microsoft.com/office/drawing/2014/chartex" xmlns:cx1="http://schemas.microsoft.com/office/drawing/2015/9/8/chartex" xmlns:cx2="http://schemas.microsoft.com/office/drawing/2015/10/21/chartex" xmlns:cx3="http://schemas.microsoft.com/office/drawing/2016/5/9/chartex" xmlns:cx4="http://schemas.microsoft.com/office/drawing/2016/5/10/chartex" xmlns:cx5="http://schemas.microsoft.com/office/drawing/2016/5/11/chartex" xmlns:cx6="http://schemas.microsoft.com/office/drawing/2016/5/12/chartex" xmlns:cx7="http://schemas.microsoft.com/office/drawing/2016/5/13/chartex" xmlns:cx8="http://schemas.microsoft.com/office/drawing/2016/5/14/chartex" xmlns:mc="http://schemas.openxmlformats.org/markup-compatibility/2006" xmlns:aink="http://schemas.microsoft.com/office/drawing/2016/ink" xmlns:am3d="http://schemas.microsoft.com/office/drawing/2017/model3d" xmlns:o="urn:schemas-microsoft-com:office:office" xmlns:oel="http://schemas.microsoft.com/office/2019/extlst" xmlns:r="http://schemas.openxmlformats.org/officeDocument/2006/relationships" xmlns:m="http://schemas.openxmlformats.org/officeDocument/2006/math" xmlns:v="urn:schemas-microsoft-com:vml" xmlns:wp14="http://schemas.microsoft.com/office/word/2010/wordprocessingDrawing" xmlns:wp="http://schemas.openxmlformats.org/drawingml/2006/wordprocessingDrawing" xmlns:w10="urn:schemas-microsoft-com:office:word" xmlns:w="http://schemas.openxmlformats.org/wordprocessingml/2006/main" xmlns:w14="http://schemas.microsoft.com/office/word/2010/wordml" xmlns:w15="http://schemas.microsoft.com/office/word/2012/wordml" xmlns:w16cex="http://schemas.microsoft.com/office/word/2018/wordml/cex" xmlns:w16cid="http://schemas.microsoft.com/office/word/2016/wordml/cid" xmlns:w16="http://schemas.microsoft.com/office/word/2018/wordml" xmlns:w16du="http://schemas.microsoft.com/office/word/2023/wordml/word16du" xmlns:w16sdtdh="http://schemas.microsoft.com/office/word/2020/wordml/sdtdatahash" xmlns:w16sdtfl="http://schemas.microsoft.com/office/word/2024/wordml/sdtformatlock" xmlns:w16se="http://schemas.microsoft.com/office/word/2015/wordml/symex" xmlns:wpg="http://schemas.microsoft.com/office/word/2010/wordprocessingGroup" xmlns:wpi="http://schemas.microsoft.com/office/word/2010/wordprocessingInk" xmlns:wne="http://schemas.microsoft.com/office/word/2006/wordml" xmlns:wps="http://schemas.microsoft.com/office/word/2010/wordprocessingShape" mc:Ignorable="w14 w15 w16se w16cid w16 w16cex w16sdtdh w16sdtfl w16du wp14">
   <w:p>
     <w:pPr>
       <w:pStyle w:val="Header"/>
@@ -13345,7 +14375,7 @@
 </file>
 
 <file path=word/header2.xml><?xml version="1.0" encoding="utf-8"?>
-<w:hdr xmlns:wpc="http://schemas.microsoft.com/office/word/2010/wordprocessingCanvas" xmlns:cx="http://schemas.microsoft.com/office/drawing/2014/chartex" xmlns:cx1="http://schemas.microsoft.com/office/drawing/2015/9/8/chartex" xmlns:cx2="http://schemas.microsoft.com/office/drawing/2015/10/21/chartex" xmlns:cx3="http://schemas.microsoft.com/office/drawing/2016/5/9/chartex" xmlns:cx4="http://schemas.microsoft.com/office/drawing/2016/5/10/chartex" xmlns:cx5="http://schemas.microsoft.com/office/drawing/2016/5/11/chartex" xmlns:cx6="http://schemas.microsoft.com/office/drawing/2016/5/12/chartex" xmlns:cx7="http://schemas.microsoft.com/office/drawing/2016/5/13/chartex" xmlns:cx8="http://schemas.microsoft.com/office/drawing/2016/5/14/chartex" xmlns:mc="http://schemas.openxmlformats.org/markup-compatibility/2006" xmlns:aink="http://schemas.microsoft.com/office/drawing/2016/ink" xmlns:am3d="http://schemas.microsoft.com/office/drawing/2017/model3d" xmlns:o="urn:schemas-microsoft-com:office:office" xmlns:r="http://schemas.openxmlformats.org/officeDocument/2006/relationships" xmlns:m="http://schemas.openxmlformats.org/officeDocument/2006/math" xmlns:v="urn:schemas-microsoft-com:vml" xmlns:wp14="http://schemas.microsoft.com/office/word/2010/wordprocessingDrawing" xmlns:wp="http://schemas.openxmlformats.org/drawingml/2006/wordprocessingDrawing" xmlns:w10="urn:schemas-microsoft-com:office:word" xmlns:w="http://schemas.openxmlformats.org/wordprocessingml/2006/main" xmlns:w14="http://schemas.microsoft.com/office/word/2010/wordml" xmlns:w15="http://schemas.microsoft.com/office/word/2012/wordml" xmlns:w16cid="http://schemas.microsoft.com/office/word/2016/wordml/cid" xmlns:w16se="http://schemas.microsoft.com/office/word/2015/wordml/symex" xmlns:wpg="http://schemas.microsoft.com/office/word/2010/wordprocessingGroup" xmlns:wpi="http://schemas.microsoft.com/office/word/2010/wordprocessingInk" xmlns:wne="http://schemas.microsoft.com/office/word/2006/wordml" xmlns:wps="http://schemas.microsoft.com/office/word/2010/wordprocessingShape" mc:Ignorable="w14 w15 w16se w16cid wp14">
+<w:hdr xmlns:wpc="http://schemas.microsoft.com/office/word/2010/wordprocessingCanvas" xmlns:cx="http://schemas.microsoft.com/office/drawing/2014/chartex" xmlns:cx1="http://schemas.microsoft.com/office/drawing/2015/9/8/chartex" xmlns:cx2="http://schemas.microsoft.com/office/drawing/2015/10/21/chartex" xmlns:cx3="http://schemas.microsoft.com/office/drawing/2016/5/9/chartex" xmlns:cx4="http://schemas.microsoft.com/office/drawing/2016/5/10/chartex" xmlns:cx5="http://schemas.microsoft.com/office/drawing/2016/5/11/chartex" xmlns:cx6="http://schemas.microsoft.com/office/drawing/2016/5/12/chartex" xmlns:cx7="http://schemas.microsoft.com/office/drawing/2016/5/13/chartex" xmlns:cx8="http://schemas.microsoft.com/office/drawing/2016/5/14/chartex" xmlns:mc="http://schemas.openxmlformats.org/markup-compatibility/2006" xmlns:aink="http://schemas.microsoft.com/office/drawing/2016/ink" xmlns:am3d="http://schemas.microsoft.com/office/drawing/2017/model3d" xmlns:o="urn:schemas-microsoft-com:office:office" xmlns:oel="http://schemas.microsoft.com/office/2019/extlst" xmlns:r="http://schemas.openxmlformats.org/officeDocument/2006/relationships" xmlns:m="http://schemas.openxmlformats.org/officeDocument/2006/math" xmlns:v="urn:schemas-microsoft-com:vml" xmlns:wp14="http://schemas.microsoft.com/office/word/2010/wordprocessingDrawing" xmlns:wp="http://schemas.openxmlformats.org/drawingml/2006/wordprocessingDrawing" xmlns:w10="urn:schemas-microsoft-com:office:word" xmlns:w="http://schemas.openxmlformats.org/wordprocessingml/2006/main" xmlns:w14="http://schemas.microsoft.com/office/word/2010/wordml" xmlns:w15="http://schemas.microsoft.com/office/word/2012/wordml" xmlns:w16cex="http://schemas.microsoft.com/office/word/2018/wordml/cex" xmlns:w16cid="http://schemas.microsoft.com/office/word/2016/wordml/cid" xmlns:w16="http://schemas.microsoft.com/office/word/2018/wordml" xmlns:w16du="http://schemas.microsoft.com/office/word/2023/wordml/word16du" xmlns:w16sdtdh="http://schemas.microsoft.com/office/word/2020/wordml/sdtdatahash" xmlns:w16sdtfl="http://schemas.microsoft.com/office/word/2024/wordml/sdtformatlock" xmlns:w16se="http://schemas.microsoft.com/office/word/2015/wordml/symex" xmlns:wpg="http://schemas.microsoft.com/office/word/2010/wordprocessingGroup" xmlns:wpi="http://schemas.microsoft.com/office/word/2010/wordprocessingInk" xmlns:wne="http://schemas.microsoft.com/office/word/2006/wordml" xmlns:wps="http://schemas.microsoft.com/office/word/2010/wordprocessingShape" mc:Ignorable="w14 w15 w16se w16cid w16 w16cex w16sdtdh w16sdtfl w16du wp14">
   <w:p>
     <w:pPr>
       <w:spacing w:before="30" w:line="259" w:lineRule="auto"/>
@@ -13359,7 +14389,7 @@
 </file>
 
 <file path=word/header3.xml><?xml version="1.0" encoding="utf-8"?>
-<w:hdr xmlns:wpc="http://schemas.microsoft.com/office/word/2010/wordprocessingCanvas" xmlns:cx="http://schemas.microsoft.com/office/drawing/2014/chartex" xmlns:cx1="http://schemas.microsoft.com/office/drawing/2015/9/8/chartex" xmlns:cx2="http://schemas.microsoft.com/office/drawing/2015/10/21/chartex" xmlns:cx3="http://schemas.microsoft.com/office/drawing/2016/5/9/chartex" xmlns:cx4="http://schemas.microsoft.com/office/drawing/2016/5/10/chartex" xmlns:cx5="http://schemas.microsoft.com/office/drawing/2016/5/11/chartex" xmlns:cx6="http://schemas.microsoft.com/office/drawing/2016/5/12/chartex" xmlns:cx7="http://schemas.microsoft.com/office/drawing/2016/5/13/chartex" xmlns:cx8="http://schemas.microsoft.com/office/drawing/2016/5/14/chartex" xmlns:mc="http://schemas.openxmlformats.org/markup-compatibility/2006" xmlns:aink="http://schemas.microsoft.com/office/drawing/2016/ink" xmlns:am3d="http://schemas.microsoft.com/office/drawing/2017/model3d" xmlns:o="urn:schemas-microsoft-com:office:office" xmlns:r="http://schemas.openxmlformats.org/officeDocument/2006/relationships" xmlns:m="http://schemas.openxmlformats.org/officeDocument/2006/math" xmlns:v="urn:schemas-microsoft-com:vml" xmlns:wp14="http://schemas.microsoft.com/office/word/2010/wordprocessingDrawing" xmlns:wp="http://schemas.openxmlformats.org/drawingml/2006/wordprocessingDrawing" xmlns:w10="urn:schemas-microsoft-com:office:word" xmlns:w="http://schemas.openxmlformats.org/wordprocessingml/2006/main" xmlns:w14="http://schemas.microsoft.com/office/word/2010/wordml" xmlns:w15="http://schemas.microsoft.com/office/word/2012/wordml" xmlns:w16cid="http://schemas.microsoft.com/office/word/2016/wordml/cid" xmlns:w16se="http://schemas.microsoft.com/office/word/2015/wordml/symex" xmlns:wpg="http://schemas.microsoft.com/office/word/2010/wordprocessingGroup" xmlns:wpi="http://schemas.microsoft.com/office/word/2010/wordprocessingInk" xmlns:wne="http://schemas.microsoft.com/office/word/2006/wordml" xmlns:wps="http://schemas.microsoft.com/office/word/2010/wordprocessingShape" mc:Ignorable="w14 w15 w16se w16cid wp14">
+<w:hdr xmlns:wpc="http://schemas.microsoft.com/office/word/2010/wordprocessingCanvas" xmlns:cx="http://schemas.microsoft.com/office/drawing/2014/chartex" xmlns:cx1="http://schemas.microsoft.com/office/drawing/2015/9/8/chartex" xmlns:cx2="http://schemas.microsoft.com/office/drawing/2015/10/21/chartex" xmlns:cx3="http://schemas.microsoft.com/office/drawing/2016/5/9/chartex" xmlns:cx4="http://schemas.microsoft.com/office/drawing/2016/5/10/chartex" xmlns:cx5="http://schemas.microsoft.com/office/drawing/2016/5/11/chartex" xmlns:cx6="http://schemas.microsoft.com/office/drawing/2016/5/12/chartex" xmlns:cx7="http://schemas.microsoft.com/office/drawing/2016/5/13/chartex" xmlns:cx8="http://schemas.microsoft.com/office/drawing/2016/5/14/chartex" xmlns:mc="http://schemas.openxmlformats.org/markup-compatibility/2006" xmlns:aink="http://schemas.microsoft.com/office/drawing/2016/ink" xmlns:am3d="http://schemas.microsoft.com/office/drawing/2017/model3d" xmlns:o="urn:schemas-microsoft-com:office:office" xmlns:oel="http://schemas.microsoft.com/office/2019/extlst" xmlns:r="http://schemas.openxmlformats.org/officeDocument/2006/relationships" xmlns:m="http://schemas.openxmlformats.org/officeDocument/2006/math" xmlns:v="urn:schemas-microsoft-com:vml" xmlns:wp14="http://schemas.microsoft.com/office/word/2010/wordprocessingDrawing" xmlns:wp="http://schemas.openxmlformats.org/drawingml/2006/wordprocessingDrawing" xmlns:w10="urn:schemas-microsoft-com:office:word" xmlns:w="http://schemas.openxmlformats.org/wordprocessingml/2006/main" xmlns:w14="http://schemas.microsoft.com/office/word/2010/wordml" xmlns:w15="http://schemas.microsoft.com/office/word/2012/wordml" xmlns:w16cex="http://schemas.microsoft.com/office/word/2018/wordml/cex" xmlns:w16cid="http://schemas.microsoft.com/office/word/2016/wordml/cid" xmlns:w16="http://schemas.microsoft.com/office/word/2018/wordml" xmlns:w16du="http://schemas.microsoft.com/office/word/2023/wordml/word16du" xmlns:w16sdtdh="http://schemas.microsoft.com/office/word/2020/wordml/sdtdatahash" xmlns:w16sdtfl="http://schemas.microsoft.com/office/word/2024/wordml/sdtformatlock" xmlns:w16se="http://schemas.microsoft.com/office/word/2015/wordml/symex" xmlns:wpg="http://schemas.microsoft.com/office/word/2010/wordprocessingGroup" xmlns:wpi="http://schemas.microsoft.com/office/word/2010/wordprocessingInk" xmlns:wne="http://schemas.microsoft.com/office/word/2006/wordml" xmlns:wps="http://schemas.microsoft.com/office/word/2010/wordprocessingShape" mc:Ignorable="w14 w15 w16se w16cid w16 w16cex w16sdtdh w16sdtfl w16du wp14">
   <w:tbl>
     <w:tblPr>
       <w:tblW w:w="2937" w:type="dxa"/>
@@ -13400,8 +14430,6 @@
               <w:szCs w:val="18"/>
             </w:rPr>
           </w:pPr>
-          <w:bookmarkStart w:id="10" w:name="_GoBack"/>
-          <w:bookmarkEnd w:id="10"/>
           <w:r>
             <w:rPr>
               <w:b/>
@@ -13614,7 +14642,7 @@
 </file>
 
 <file path=word/numbering.xml><?xml version="1.0" encoding="utf-8"?>
-<w:numbering xmlns:wpc="http://schemas.microsoft.com/office/word/2010/wordprocessingCanvas" xmlns:cx="http://schemas.microsoft.com/office/drawing/2014/chartex" xmlns:cx1="http://schemas.microsoft.com/office/drawing/2015/9/8/chartex" xmlns:cx2="http://schemas.microsoft.com/office/drawing/2015/10/21/chartex" xmlns:cx3="http://schemas.microsoft.com/office/drawing/2016/5/9/chartex" xmlns:cx4="http://schemas.microsoft.com/office/drawing/2016/5/10/chartex" xmlns:cx5="http://schemas.microsoft.com/office/drawing/2016/5/11/chartex" xmlns:cx6="http://schemas.microsoft.com/office/drawing/2016/5/12/chartex" xmlns:cx7="http://schemas.microsoft.com/office/drawing/2016/5/13/chartex" xmlns:cx8="http://schemas.microsoft.com/office/drawing/2016/5/14/chartex" xmlns:mc="http://schemas.openxmlformats.org/markup-compatibility/2006" xmlns:aink="http://schemas.microsoft.com/office/drawing/2016/ink" xmlns:am3d="http://schemas.microsoft.com/office/drawing/2017/model3d" xmlns:o="urn:schemas-microsoft-com:office:office" xmlns:r="http://schemas.openxmlformats.org/officeDocument/2006/relationships" xmlns:m="http://schemas.openxmlformats.org/officeDocument/2006/math" xmlns:v="urn:schemas-microsoft-com:vml" xmlns:wp14="http://schemas.microsoft.com/office/word/2010/wordprocessingDrawing" xmlns:wp="http://schemas.openxmlformats.org/drawingml/2006/wordprocessingDrawing" xmlns:w10="urn:schemas-microsoft-com:office:word" xmlns:w="http://schemas.openxmlformats.org/wordprocessingml/2006/main" xmlns:w14="http://schemas.microsoft.com/office/word/2010/wordml" xmlns:w15="http://schemas.microsoft.com/office/word/2012/wordml" xmlns:w16cid="http://schemas.microsoft.com/office/word/2016/wordml/cid" xmlns:w16se="http://schemas.microsoft.com/office/word/2015/wordml/symex" xmlns:wpg="http://schemas.microsoft.com/office/word/2010/wordprocessingGroup" xmlns:wpi="http://schemas.microsoft.com/office/word/2010/wordprocessingInk" xmlns:wne="http://schemas.microsoft.com/office/word/2006/wordml" xmlns:wps="http://schemas.microsoft.com/office/word/2010/wordprocessingShape" mc:Ignorable="w14 w15 w16se w16cid wp14">
+<w:numbering xmlns:wpc="http://schemas.microsoft.com/office/word/2010/wordprocessingCanvas" xmlns:cx="http://schemas.microsoft.com/office/drawing/2014/chartex" xmlns:cx1="http://schemas.microsoft.com/office/drawing/2015/9/8/chartex" xmlns:cx2="http://schemas.microsoft.com/office/drawing/2015/10/21/chartex" xmlns:cx3="http://schemas.microsoft.com/office/drawing/2016/5/9/chartex" xmlns:cx4="http://schemas.microsoft.com/office/drawing/2016/5/10/chartex" xmlns:cx5="http://schemas.microsoft.com/office/drawing/2016/5/11/chartex" xmlns:cx6="http://schemas.microsoft.com/office/drawing/2016/5/12/chartex" xmlns:cx7="http://schemas.microsoft.com/office/drawing/2016/5/13/chartex" xmlns:cx8="http://schemas.microsoft.com/office/drawing/2016/5/14/chartex" xmlns:mc="http://schemas.openxmlformats.org/markup-compatibility/2006" xmlns:aink="http://schemas.microsoft.com/office/drawing/2016/ink" xmlns:am3d="http://schemas.microsoft.com/office/drawing/2017/model3d" xmlns:o="urn:schemas-microsoft-com:office:office" xmlns:oel="http://schemas.microsoft.com/office/2019/extlst" xmlns:r="http://schemas.openxmlformats.org/officeDocument/2006/relationships" xmlns:m="http://schemas.openxmlformats.org/officeDocument/2006/math" xmlns:v="urn:schemas-microsoft-com:vml" xmlns:wp14="http://schemas.microsoft.com/office/word/2010/wordprocessingDrawing" xmlns:wp="http://schemas.openxmlformats.org/drawingml/2006/wordprocessingDrawing" xmlns:w10="urn:schemas-microsoft-com:office:word" xmlns:w="http://schemas.openxmlformats.org/wordprocessingml/2006/main" xmlns:w14="http://schemas.microsoft.com/office/word/2010/wordml" xmlns:w15="http://schemas.microsoft.com/office/word/2012/wordml" xmlns:w16cex="http://schemas.microsoft.com/office/word/2018/wordml/cex" xmlns:w16cid="http://schemas.microsoft.com/office/word/2016/wordml/cid" xmlns:w16="http://schemas.microsoft.com/office/word/2018/wordml" xmlns:w16du="http://schemas.microsoft.com/office/word/2023/wordml/word16du" xmlns:w16sdtdh="http://schemas.microsoft.com/office/word/2020/wordml/sdtdatahash" xmlns:w16sdtfl="http://schemas.microsoft.com/office/word/2024/wordml/sdtformatlock" xmlns:w16se="http://schemas.microsoft.com/office/word/2015/wordml/symex" xmlns:wpg="http://schemas.microsoft.com/office/word/2010/wordprocessingGroup" xmlns:wpi="http://schemas.microsoft.com/office/word/2010/wordprocessingInk" xmlns:wne="http://schemas.microsoft.com/office/word/2006/wordml" xmlns:wps="http://schemas.microsoft.com/office/word/2010/wordprocessingShape" mc:Ignorable="w14 w15 w16se w16cid w16 w16cex w16sdtdh w16sdtfl w16du wp14">
   <w:abstractNum w:abstractNumId="0" w15:restartNumberingAfterBreak="0">
     <w:nsid w:val="FFFFFF7C"/>
     <w:multiLevelType w:val="singleLevel"/>
@@ -14017,6 +15045,119 @@
     </w:lvl>
   </w:abstractNum>
   <w:abstractNum w:abstractNumId="12" w15:restartNumberingAfterBreak="0">
+    <w:nsid w:val="02A92E57"/>
+    <w:multiLevelType w:val="hybridMultilevel"/>
+    <w:tmpl w:val="FE26802C"/>
+    <w:lvl w:ilvl="0" w:tplc="04090001">
+      <w:start w:val="1"/>
+      <w:numFmt w:val="bullet"/>
+      <w:lvlText w:val=""/>
+      <w:lvlJc w:val="left"/>
+      <w:pPr>
+        <w:ind w:left="720" w:hanging="360"/>
+      </w:pPr>
+      <w:rPr>
+        <w:rFonts w:ascii="Symbol" w:hAnsi="Symbol" w:hint="default"/>
+      </w:rPr>
+    </w:lvl>
+    <w:lvl w:ilvl="1" w:tplc="04090003" w:tentative="1">
+      <w:start w:val="1"/>
+      <w:numFmt w:val="bullet"/>
+      <w:lvlText w:val="o"/>
+      <w:lvlJc w:val="left"/>
+      <w:pPr>
+        <w:ind w:left="1440" w:hanging="360"/>
+      </w:pPr>
+      <w:rPr>
+        <w:rFonts w:ascii="Courier New" w:hAnsi="Courier New" w:cs="Courier New" w:hint="default"/>
+      </w:rPr>
+    </w:lvl>
+    <w:lvl w:ilvl="2" w:tplc="04090005" w:tentative="1">
+      <w:start w:val="1"/>
+      <w:numFmt w:val="bullet"/>
+      <w:lvlText w:val=""/>
+      <w:lvlJc w:val="left"/>
+      <w:pPr>
+        <w:ind w:left="2160" w:hanging="360"/>
+      </w:pPr>
+      <w:rPr>
+        <w:rFonts w:ascii="Wingdings" w:hAnsi="Wingdings" w:hint="default"/>
+      </w:rPr>
+    </w:lvl>
+    <w:lvl w:ilvl="3" w:tplc="04090001" w:tentative="1">
+      <w:start w:val="1"/>
+      <w:numFmt w:val="bullet"/>
+      <w:lvlText w:val=""/>
+      <w:lvlJc w:val="left"/>
+      <w:pPr>
+        <w:ind w:left="2880" w:hanging="360"/>
+      </w:pPr>
+      <w:rPr>
+        <w:rFonts w:ascii="Symbol" w:hAnsi="Symbol" w:hint="default"/>
+      </w:rPr>
+    </w:lvl>
+    <w:lvl w:ilvl="4" w:tplc="04090003" w:tentative="1">
+      <w:start w:val="1"/>
+      <w:numFmt w:val="bullet"/>
+      <w:lvlText w:val="o"/>
+      <w:lvlJc w:val="left"/>
+      <w:pPr>
+        <w:ind w:left="3600" w:hanging="360"/>
+      </w:pPr>
+      <w:rPr>
+        <w:rFonts w:ascii="Courier New" w:hAnsi="Courier New" w:cs="Courier New" w:hint="default"/>
+      </w:rPr>
+    </w:lvl>
+    <w:lvl w:ilvl="5" w:tplc="04090005" w:tentative="1">
+      <w:start w:val="1"/>
+      <w:numFmt w:val="bullet"/>
+      <w:lvlText w:val=""/>
+      <w:lvlJc w:val="left"/>
+      <w:pPr>
+        <w:ind w:left="4320" w:hanging="360"/>
+      </w:pPr>
+      <w:rPr>
+        <w:rFonts w:ascii="Wingdings" w:hAnsi="Wingdings" w:hint="default"/>
+      </w:rPr>
+    </w:lvl>
+    <w:lvl w:ilvl="6" w:tplc="04090001" w:tentative="1">
+      <w:start w:val="1"/>
+      <w:numFmt w:val="bullet"/>
+      <w:lvlText w:val=""/>
+      <w:lvlJc w:val="left"/>
+      <w:pPr>
+        <w:ind w:left="5040" w:hanging="360"/>
+      </w:pPr>
+      <w:rPr>
+        <w:rFonts w:ascii="Symbol" w:hAnsi="Symbol" w:hint="default"/>
+      </w:rPr>
+    </w:lvl>
+    <w:lvl w:ilvl="7" w:tplc="04090003" w:tentative="1">
+      <w:start w:val="1"/>
+      <w:numFmt w:val="bullet"/>
+      <w:lvlText w:val="o"/>
+      <w:lvlJc w:val="left"/>
+      <w:pPr>
+        <w:ind w:left="5760" w:hanging="360"/>
+      </w:pPr>
+      <w:rPr>
+        <w:rFonts w:ascii="Courier New" w:hAnsi="Courier New" w:cs="Courier New" w:hint="default"/>
+      </w:rPr>
+    </w:lvl>
+    <w:lvl w:ilvl="8" w:tplc="04090005" w:tentative="1">
+      <w:start w:val="1"/>
+      <w:numFmt w:val="bullet"/>
+      <w:lvlText w:val=""/>
+      <w:lvlJc w:val="left"/>
+      <w:pPr>
+        <w:ind w:left="6480" w:hanging="360"/>
+      </w:pPr>
+      <w:rPr>
+        <w:rFonts w:ascii="Wingdings" w:hAnsi="Wingdings" w:hint="default"/>
+      </w:rPr>
+    </w:lvl>
+  </w:abstractNum>
+  <w:abstractNum w:abstractNumId="13" w15:restartNumberingAfterBreak="0">
     <w:nsid w:val="0DA40BA9"/>
     <w:multiLevelType w:val="hybridMultilevel"/>
     <w:tmpl w:val="2AD0C8CC"/>
@@ -14076,7 +15217,7 @@
       <w:lvlJc w:val="left"/>
     </w:lvl>
   </w:abstractNum>
-  <w:abstractNum w:abstractNumId="13" w15:restartNumberingAfterBreak="0">
+  <w:abstractNum w:abstractNumId="14" w15:restartNumberingAfterBreak="0">
     <w:nsid w:val="182274DA"/>
     <w:multiLevelType w:val="singleLevel"/>
     <w:tmpl w:val="1F624652"/>
@@ -14093,7 +15234,7 @@
       </w:pPr>
     </w:lvl>
   </w:abstractNum>
-  <w:abstractNum w:abstractNumId="14" w15:restartNumberingAfterBreak="0">
+  <w:abstractNum w:abstractNumId="15" w15:restartNumberingAfterBreak="0">
     <w:nsid w:val="21AF74F2"/>
     <w:multiLevelType w:val="singleLevel"/>
     <w:tmpl w:val="51DCC786"/>
@@ -14113,7 +15254,7 @@
       </w:rPr>
     </w:lvl>
   </w:abstractNum>
-  <w:abstractNum w:abstractNumId="15" w15:restartNumberingAfterBreak="0">
+  <w:abstractNum w:abstractNumId="16" w15:restartNumberingAfterBreak="0">
     <w:nsid w:val="21CA0294"/>
     <w:multiLevelType w:val="singleLevel"/>
     <w:tmpl w:val="08FAA234"/>
@@ -14133,7 +15274,7 @@
       </w:rPr>
     </w:lvl>
   </w:abstractNum>
-  <w:abstractNum w:abstractNumId="16" w15:restartNumberingAfterBreak="0">
+  <w:abstractNum w:abstractNumId="17" w15:restartNumberingAfterBreak="0">
     <w:nsid w:val="28D35E13"/>
     <w:multiLevelType w:val="singleLevel"/>
     <w:tmpl w:val="1F624652"/>
@@ -14150,7 +15291,7 @@
       </w:pPr>
     </w:lvl>
   </w:abstractNum>
-  <w:abstractNum w:abstractNumId="17" w15:restartNumberingAfterBreak="0">
+  <w:abstractNum w:abstractNumId="18" w15:restartNumberingAfterBreak="0">
     <w:nsid w:val="45BE5E2D"/>
     <w:multiLevelType w:val="singleLevel"/>
     <w:tmpl w:val="1F624652"/>
@@ -14167,7 +15308,7 @@
       </w:pPr>
     </w:lvl>
   </w:abstractNum>
-  <w:abstractNum w:abstractNumId="18" w15:restartNumberingAfterBreak="0">
+  <w:abstractNum w:abstractNumId="19" w15:restartNumberingAfterBreak="0">
     <w:nsid w:val="64136C53"/>
     <w:multiLevelType w:val="singleLevel"/>
     <w:tmpl w:val="FF66B2F6"/>
@@ -14187,19 +15328,16 @@
       </w:rPr>
     </w:lvl>
   </w:abstractNum>
-  <w:abstractNum w:abstractNumId="19" w15:restartNumberingAfterBreak="0">
+  <w:abstractNum w:abstractNumId="20" w15:restartNumberingAfterBreak="0">
     <w:nsid w:val="66E5387C"/>
     <w:multiLevelType w:val="hybridMultilevel"/>
-    <w:tmpl w:val="37FAE7DC"/>
+    <w:tmpl w:val="EE109442"/>
     <w:lvl w:ilvl="0" w:tplc="0409000F">
       <w:start w:val="1"/>
       <w:numFmt w:val="decimal"/>
       <w:lvlText w:val="%1."/>
       <w:lvlJc w:val="left"/>
       <w:pPr>
-        <w:tabs>
-          <w:tab w:val="num" w:pos="360"/>
-        </w:tabs>
         <w:ind w:left="360" w:hanging="360"/>
       </w:pPr>
     </w:lvl>
@@ -14300,7 +15438,7 @@
       </w:pPr>
     </w:lvl>
   </w:abstractNum>
-  <w:abstractNum w:abstractNumId="20" w15:restartNumberingAfterBreak="0">
+  <w:abstractNum w:abstractNumId="21" w15:restartNumberingAfterBreak="0">
     <w:nsid w:val="680858E2"/>
     <w:multiLevelType w:val="singleLevel"/>
     <w:tmpl w:val="0409000F"/>
@@ -14317,7 +15455,120 @@
       </w:pPr>
     </w:lvl>
   </w:abstractNum>
-  <w:abstractNum w:abstractNumId="21" w15:restartNumberingAfterBreak="0">
+  <w:abstractNum w:abstractNumId="22" w15:restartNumberingAfterBreak="0">
+    <w:nsid w:val="69813DCE"/>
+    <w:multiLevelType w:val="multilevel"/>
+    <w:tmpl w:val="9B20CB60"/>
+    <w:lvl w:ilvl="0">
+      <w:start w:val="10"/>
+      <w:numFmt w:val="decimal"/>
+      <w:lvlText w:val="%1."/>
+      <w:lvlJc w:val="left"/>
+      <w:pPr>
+        <w:tabs>
+          <w:tab w:val="num" w:pos="720"/>
+        </w:tabs>
+        <w:ind w:left="720" w:hanging="360"/>
+      </w:pPr>
+    </w:lvl>
+    <w:lvl w:ilvl="1" w:tentative="1">
+      <w:start w:val="1"/>
+      <w:numFmt w:val="decimal"/>
+      <w:lvlText w:val="%2."/>
+      <w:lvlJc w:val="left"/>
+      <w:pPr>
+        <w:tabs>
+          <w:tab w:val="num" w:pos="1440"/>
+        </w:tabs>
+        <w:ind w:left="1440" w:hanging="360"/>
+      </w:pPr>
+    </w:lvl>
+    <w:lvl w:ilvl="2" w:tentative="1">
+      <w:start w:val="1"/>
+      <w:numFmt w:val="decimal"/>
+      <w:lvlText w:val="%3."/>
+      <w:lvlJc w:val="left"/>
+      <w:pPr>
+        <w:tabs>
+          <w:tab w:val="num" w:pos="2160"/>
+        </w:tabs>
+        <w:ind w:left="2160" w:hanging="360"/>
+      </w:pPr>
+    </w:lvl>
+    <w:lvl w:ilvl="3" w:tentative="1">
+      <w:start w:val="1"/>
+      <w:numFmt w:val="decimal"/>
+      <w:lvlText w:val="%4."/>
+      <w:lvlJc w:val="left"/>
+      <w:pPr>
+        <w:tabs>
+          <w:tab w:val="num" w:pos="2880"/>
+        </w:tabs>
+        <w:ind w:left="2880" w:hanging="360"/>
+      </w:pPr>
+    </w:lvl>
+    <w:lvl w:ilvl="4" w:tentative="1">
+      <w:start w:val="1"/>
+      <w:numFmt w:val="decimal"/>
+      <w:lvlText w:val="%5."/>
+      <w:lvlJc w:val="left"/>
+      <w:pPr>
+        <w:tabs>
+          <w:tab w:val="num" w:pos="3600"/>
+        </w:tabs>
+        <w:ind w:left="3600" w:hanging="360"/>
+      </w:pPr>
+    </w:lvl>
+    <w:lvl w:ilvl="5" w:tentative="1">
+      <w:start w:val="1"/>
+      <w:numFmt w:val="decimal"/>
+      <w:lvlText w:val="%6."/>
+      <w:lvlJc w:val="left"/>
+      <w:pPr>
+        <w:tabs>
+          <w:tab w:val="num" w:pos="4320"/>
+        </w:tabs>
+        <w:ind w:left="4320" w:hanging="360"/>
+      </w:pPr>
+    </w:lvl>
+    <w:lvl w:ilvl="6" w:tentative="1">
+      <w:start w:val="1"/>
+      <w:numFmt w:val="decimal"/>
+      <w:lvlText w:val="%7."/>
+      <w:lvlJc w:val="left"/>
+      <w:pPr>
+        <w:tabs>
+          <w:tab w:val="num" w:pos="5040"/>
+        </w:tabs>
+        <w:ind w:left="5040" w:hanging="360"/>
+      </w:pPr>
+    </w:lvl>
+    <w:lvl w:ilvl="7" w:tentative="1">
+      <w:start w:val="1"/>
+      <w:numFmt w:val="decimal"/>
+      <w:lvlText w:val="%8."/>
+      <w:lvlJc w:val="left"/>
+      <w:pPr>
+        <w:tabs>
+          <w:tab w:val="num" w:pos="5760"/>
+        </w:tabs>
+        <w:ind w:left="5760" w:hanging="360"/>
+      </w:pPr>
+    </w:lvl>
+    <w:lvl w:ilvl="8" w:tentative="1">
+      <w:start w:val="1"/>
+      <w:numFmt w:val="decimal"/>
+      <w:lvlText w:val="%9."/>
+      <w:lvlJc w:val="left"/>
+      <w:pPr>
+        <w:tabs>
+          <w:tab w:val="num" w:pos="6480"/>
+        </w:tabs>
+        <w:ind w:left="6480" w:hanging="360"/>
+      </w:pPr>
+    </w:lvl>
+  </w:abstractNum>
+  <w:abstractNum w:abstractNumId="23" w15:restartNumberingAfterBreak="0">
     <w:nsid w:val="698D1110"/>
     <w:multiLevelType w:val="hybridMultilevel"/>
     <w:tmpl w:val="AEAC9F88"/>
@@ -14430,7 +15681,120 @@
       </w:rPr>
     </w:lvl>
   </w:abstractNum>
-  <w:abstractNum w:abstractNumId="22" w15:restartNumberingAfterBreak="0">
+  <w:abstractNum w:abstractNumId="24" w15:restartNumberingAfterBreak="0">
+    <w:nsid w:val="6B112977"/>
+    <w:multiLevelType w:val="multilevel"/>
+    <w:tmpl w:val="0818BF54"/>
+    <w:lvl w:ilvl="0">
+      <w:start w:val="1"/>
+      <w:numFmt w:val="decimal"/>
+      <w:lvlText w:val="%1."/>
+      <w:lvlJc w:val="left"/>
+      <w:pPr>
+        <w:tabs>
+          <w:tab w:val="num" w:pos="720"/>
+        </w:tabs>
+        <w:ind w:left="720" w:hanging="360"/>
+      </w:pPr>
+    </w:lvl>
+    <w:lvl w:ilvl="1" w:tentative="1">
+      <w:start w:val="1"/>
+      <w:numFmt w:val="decimal"/>
+      <w:lvlText w:val="%2."/>
+      <w:lvlJc w:val="left"/>
+      <w:pPr>
+        <w:tabs>
+          <w:tab w:val="num" w:pos="1440"/>
+        </w:tabs>
+        <w:ind w:left="1440" w:hanging="360"/>
+      </w:pPr>
+    </w:lvl>
+    <w:lvl w:ilvl="2" w:tentative="1">
+      <w:start w:val="1"/>
+      <w:numFmt w:val="decimal"/>
+      <w:lvlText w:val="%3."/>
+      <w:lvlJc w:val="left"/>
+      <w:pPr>
+        <w:tabs>
+          <w:tab w:val="num" w:pos="2160"/>
+        </w:tabs>
+        <w:ind w:left="2160" w:hanging="360"/>
+      </w:pPr>
+    </w:lvl>
+    <w:lvl w:ilvl="3" w:tentative="1">
+      <w:start w:val="1"/>
+      <w:numFmt w:val="decimal"/>
+      <w:lvlText w:val="%4."/>
+      <w:lvlJc w:val="left"/>
+      <w:pPr>
+        <w:tabs>
+          <w:tab w:val="num" w:pos="2880"/>
+        </w:tabs>
+        <w:ind w:left="2880" w:hanging="360"/>
+      </w:pPr>
+    </w:lvl>
+    <w:lvl w:ilvl="4" w:tentative="1">
+      <w:start w:val="1"/>
+      <w:numFmt w:val="decimal"/>
+      <w:lvlText w:val="%5."/>
+      <w:lvlJc w:val="left"/>
+      <w:pPr>
+        <w:tabs>
+          <w:tab w:val="num" w:pos="3600"/>
+        </w:tabs>
+        <w:ind w:left="3600" w:hanging="360"/>
+      </w:pPr>
+    </w:lvl>
+    <w:lvl w:ilvl="5" w:tentative="1">
+      <w:start w:val="1"/>
+      <w:numFmt w:val="decimal"/>
+      <w:lvlText w:val="%6."/>
+      <w:lvlJc w:val="left"/>
+      <w:pPr>
+        <w:tabs>
+          <w:tab w:val="num" w:pos="4320"/>
+        </w:tabs>
+        <w:ind w:left="4320" w:hanging="360"/>
+      </w:pPr>
+    </w:lvl>
+    <w:lvl w:ilvl="6" w:tentative="1">
+      <w:start w:val="1"/>
+      <w:numFmt w:val="decimal"/>
+      <w:lvlText w:val="%7."/>
+      <w:lvlJc w:val="left"/>
+      <w:pPr>
+        <w:tabs>
+          <w:tab w:val="num" w:pos="5040"/>
+        </w:tabs>
+        <w:ind w:left="5040" w:hanging="360"/>
+      </w:pPr>
+    </w:lvl>
+    <w:lvl w:ilvl="7" w:tentative="1">
+      <w:start w:val="1"/>
+      <w:numFmt w:val="decimal"/>
+      <w:lvlText w:val="%8."/>
+      <w:lvlJc w:val="left"/>
+      <w:pPr>
+        <w:tabs>
+          <w:tab w:val="num" w:pos="5760"/>
+        </w:tabs>
+        <w:ind w:left="5760" w:hanging="360"/>
+      </w:pPr>
+    </w:lvl>
+    <w:lvl w:ilvl="8" w:tentative="1">
+      <w:start w:val="1"/>
+      <w:numFmt w:val="decimal"/>
+      <w:lvlText w:val="%9."/>
+      <w:lvlJc w:val="left"/>
+      <w:pPr>
+        <w:tabs>
+          <w:tab w:val="num" w:pos="6480"/>
+        </w:tabs>
+        <w:ind w:left="6480" w:hanging="360"/>
+      </w:pPr>
+    </w:lvl>
+  </w:abstractNum>
+  <w:abstractNum w:abstractNumId="25" w15:restartNumberingAfterBreak="0">
     <w:nsid w:val="6EF34215"/>
     <w:multiLevelType w:val="singleLevel"/>
     <w:tmpl w:val="0409000F"/>
@@ -14447,10 +15811,10 @@
       </w:pPr>
     </w:lvl>
   </w:abstractNum>
-  <w:abstractNum w:abstractNumId="23" w15:restartNumberingAfterBreak="0">
+  <w:abstractNum w:abstractNumId="26" w15:restartNumberingAfterBreak="0">
     <w:nsid w:val="7A1C66F2"/>
     <w:multiLevelType w:val="hybridMultilevel"/>
-    <w:tmpl w:val="1C5EB150"/>
+    <w:tmpl w:val="112ADE3E"/>
     <w:lvl w:ilvl="0" w:tplc="51DCC786">
       <w:start w:val="1"/>
       <w:numFmt w:val="upperLetter"/>
@@ -14466,17 +15830,17 @@
         <w:u w:val="none"/>
       </w:rPr>
     </w:lvl>
-    <w:lvl w:ilvl="1" w:tplc="04090019" w:tentative="1">
+    <w:lvl w:ilvl="1" w:tplc="B4582DC2">
       <w:start w:val="1"/>
-      <w:numFmt w:val="lowerLetter"/>
+      <w:numFmt w:val="decimal"/>
       <w:lvlText w:val="%2."/>
       <w:lvlJc w:val="left"/>
       <w:pPr>
-        <w:tabs>
-          <w:tab w:val="num" w:pos="1800"/>
-        </w:tabs>
         <w:ind w:left="1800" w:hanging="360"/>
       </w:pPr>
+      <w:rPr>
+        <w:rFonts w:hint="default"/>
+      </w:rPr>
     </w:lvl>
     <w:lvl w:ilvl="2" w:tplc="0409001B" w:tentative="1">
       <w:start w:val="1"/>
@@ -14563,7 +15927,7 @@
       </w:pPr>
     </w:lvl>
   </w:abstractNum>
-  <w:num w:numId="1">
+  <w:num w:numId="1" w16cid:durableId="1731879630">
     <w:abstractNumId w:val="11"/>
     <w:lvlOverride w:ilvl="0">
       <w:startOverride w:val="15"/>
@@ -14638,77 +16002,86 @@
       </w:lvl>
     </w:lvlOverride>
   </w:num>
-  <w:num w:numId="2">
+  <w:num w:numId="2" w16cid:durableId="567686397">
+    <w:abstractNumId w:val="16"/>
+  </w:num>
+  <w:num w:numId="3" w16cid:durableId="1502694619">
+    <w:abstractNumId w:val="13"/>
+  </w:num>
+  <w:num w:numId="4" w16cid:durableId="1786382975">
+    <w:abstractNumId w:val="19"/>
+  </w:num>
+  <w:num w:numId="5" w16cid:durableId="522325964">
     <w:abstractNumId w:val="15"/>
   </w:num>
-  <w:num w:numId="3">
+  <w:num w:numId="6" w16cid:durableId="641883264">
+    <w:abstractNumId w:val="25"/>
+  </w:num>
+  <w:num w:numId="7" w16cid:durableId="1843742709">
+    <w:abstractNumId w:val="21"/>
+  </w:num>
+  <w:num w:numId="8" w16cid:durableId="2049448257">
+    <w:abstractNumId w:val="14"/>
+  </w:num>
+  <w:num w:numId="9" w16cid:durableId="596984402">
+    <w:abstractNumId w:val="17"/>
+  </w:num>
+  <w:num w:numId="10" w16cid:durableId="1858538070">
+    <w:abstractNumId w:val="18"/>
+  </w:num>
+  <w:num w:numId="11" w16cid:durableId="699863043">
+    <w:abstractNumId w:val="20"/>
+  </w:num>
+  <w:num w:numId="12" w16cid:durableId="1754232656">
+    <w:abstractNumId w:val="26"/>
+  </w:num>
+  <w:num w:numId="13" w16cid:durableId="2034647491">
+    <w:abstractNumId w:val="9"/>
+  </w:num>
+  <w:num w:numId="14" w16cid:durableId="1566142391">
+    <w:abstractNumId w:val="7"/>
+  </w:num>
+  <w:num w:numId="15" w16cid:durableId="633488959">
+    <w:abstractNumId w:val="6"/>
+  </w:num>
+  <w:num w:numId="16" w16cid:durableId="497426909">
+    <w:abstractNumId w:val="5"/>
+  </w:num>
+  <w:num w:numId="17" w16cid:durableId="1321077603">
+    <w:abstractNumId w:val="4"/>
+  </w:num>
+  <w:num w:numId="18" w16cid:durableId="1256015342">
+    <w:abstractNumId w:val="8"/>
+  </w:num>
+  <w:num w:numId="19" w16cid:durableId="2120835365">
+    <w:abstractNumId w:val="3"/>
+  </w:num>
+  <w:num w:numId="20" w16cid:durableId="1798258704">
+    <w:abstractNumId w:val="2"/>
+  </w:num>
+  <w:num w:numId="21" w16cid:durableId="272786846">
+    <w:abstractNumId w:val="1"/>
+  </w:num>
+  <w:num w:numId="22" w16cid:durableId="692073920">
+    <w:abstractNumId w:val="0"/>
+  </w:num>
+  <w:num w:numId="23" w16cid:durableId="1834954503">
+    <w:abstractNumId w:val="23"/>
+  </w:num>
+  <w:num w:numId="24" w16cid:durableId="1320501939">
     <w:abstractNumId w:val="12"/>
   </w:num>
-  <w:num w:numId="4">
-    <w:abstractNumId w:val="18"/>
+  <w:num w:numId="25" w16cid:durableId="1239556033">
+    <w:abstractNumId w:val="24"/>
   </w:num>
-  <w:num w:numId="5">
-    <w:abstractNumId w:val="14"/>
-  </w:num>
-  <w:num w:numId="6">
+  <w:num w:numId="26" w16cid:durableId="1449078698">
     <w:abstractNumId w:val="22"/>
-  </w:num>
-  <w:num w:numId="7">
-    <w:abstractNumId w:val="20"/>
-  </w:num>
-  <w:num w:numId="8">
-    <w:abstractNumId w:val="13"/>
-  </w:num>
-  <w:num w:numId="9">
-    <w:abstractNumId w:val="16"/>
-  </w:num>
-  <w:num w:numId="10">
-    <w:abstractNumId w:val="17"/>
-  </w:num>
-  <w:num w:numId="11">
-    <w:abstractNumId w:val="19"/>
-  </w:num>
-  <w:num w:numId="12">
-    <w:abstractNumId w:val="23"/>
-  </w:num>
-  <w:num w:numId="13">
-    <w:abstractNumId w:val="9"/>
-  </w:num>
-  <w:num w:numId="14">
-    <w:abstractNumId w:val="7"/>
-  </w:num>
-  <w:num w:numId="15">
-    <w:abstractNumId w:val="6"/>
-  </w:num>
-  <w:num w:numId="16">
-    <w:abstractNumId w:val="5"/>
-  </w:num>
-  <w:num w:numId="17">
-    <w:abstractNumId w:val="4"/>
-  </w:num>
-  <w:num w:numId="18">
-    <w:abstractNumId w:val="8"/>
-  </w:num>
-  <w:num w:numId="19">
-    <w:abstractNumId w:val="3"/>
-  </w:num>
-  <w:num w:numId="20">
-    <w:abstractNumId w:val="2"/>
-  </w:num>
-  <w:num w:numId="21">
-    <w:abstractNumId w:val="1"/>
-  </w:num>
-  <w:num w:numId="22">
-    <w:abstractNumId w:val="0"/>
-  </w:num>
-  <w:num w:numId="23">
-    <w:abstractNumId w:val="21"/>
   </w:num>
 </w:numbering>
 </file>
 
 <file path=word/styles.xml><?xml version="1.0" encoding="utf-8"?>
-<w:styles xmlns:mc="http://schemas.openxmlformats.org/markup-compatibility/2006" xmlns:r="http://schemas.openxmlformats.org/officeDocument/2006/relationships" xmlns:w="http://schemas.openxmlformats.org/wordprocessingml/2006/main" xmlns:w14="http://schemas.microsoft.com/office/word/2010/wordml" xmlns:w15="http://schemas.microsoft.com/office/word/2012/wordml" xmlns:w16cid="http://schemas.microsoft.com/office/word/2016/wordml/cid" xmlns:w16se="http://schemas.microsoft.com/office/word/2015/wordml/symex" mc:Ignorable="w14 w15 w16se w16cid">
+<w:styles xmlns:mc="http://schemas.openxmlformats.org/markup-compatibility/2006" xmlns:r="http://schemas.openxmlformats.org/officeDocument/2006/relationships" xmlns:w="http://schemas.openxmlformats.org/wordprocessingml/2006/main" xmlns:w14="http://schemas.microsoft.com/office/word/2010/wordml" xmlns:w15="http://schemas.microsoft.com/office/word/2012/wordml" xmlns:w16cex="http://schemas.microsoft.com/office/word/2018/wordml/cex" xmlns:w16cid="http://schemas.microsoft.com/office/word/2016/wordml/cid" xmlns:w16="http://schemas.microsoft.com/office/word/2018/wordml" xmlns:w16du="http://schemas.microsoft.com/office/word/2023/wordml/word16du" xmlns:w16sdtdh="http://schemas.microsoft.com/office/word/2020/wordml/sdtdatahash" xmlns:w16sdtfl="http://schemas.microsoft.com/office/word/2024/wordml/sdtformatlock" xmlns:w16se="http://schemas.microsoft.com/office/word/2015/wordml/symex" mc:Ignorable="w14 w15 w16se w16cid w16 w16cex w16sdtdh w16sdtfl w16du">
   <w:docDefaults>
     <w:rPrDefault>
       <w:rPr>
@@ -16024,6 +17397,20 @@
       </w:tblBorders>
     </w:tblPr>
   </w:style>
+  <w:style w:type="paragraph" w:customStyle="1" w:styleId="text-size-chat">
+    <w:name w:val="text-size-chat"/>
+    <w:basedOn w:val="Normal"/>
+    <w:rsid w:val="00C031F0"/>
+    <w:pPr>
+      <w:spacing w:before="100" w:beforeAutospacing="1" w:after="100" w:afterAutospacing="1"/>
+    </w:pPr>
+    <w:rPr>
+      <w:rFonts w:ascii="Times New Roman" w:hAnsi="Times New Roman"/>
+      <w:snapToGrid/>
+      <w:sz w:val="24"/>
+      <w:szCs w:val="24"/>
+    </w:rPr>
+  </w:style>
 </w:styles>
 </file>
 
